--- a/generated_docs/新建 DOCX 文档 new_最终交付版_方法详细版_已插图.docx
+++ b/generated_docs/新建 DOCX 文档 new_最终交付版_方法详细版_已插图.docx
@@ -232,15 +232,7 @@
         <w:t>表示区域间的空间依赖关系，</w:t>
       </w:r>
       <w:r>
-        <w:t>传统模型的单维度静态</w:t>
-      </w:r>
-      <w:proofErr w:type="gramStart"/>
-      <w:r>
-        <w:t>边无法</w:t>
-      </w:r>
-      <w:proofErr w:type="gramEnd"/>
-      <w:r>
-        <w:t>适配数字经济的复杂关联，本研究</w:t>
+        <w:t>传统模型的单维度静态边无法适配数字经济的复杂关联，本研究</w:t>
       </w:r>
       <w:r>
         <w:rPr>
@@ -2575,7 +2567,6 @@
         </w:rPr>
         <w:t>（</w:t>
       </w:r>
-      <w:proofErr w:type="spellStart"/>
       <w:r>
         <w:rPr>
           <w:rFonts w:hint="eastAsia"/>
@@ -2583,7 +2574,6 @@
         </w:rPr>
         <w:t>GDP</w:t>
       </w:r>
-      <w:proofErr w:type="spellEnd"/>
       <w:r>
         <w:rPr>
           <w:rFonts w:hint="eastAsia"/>
@@ -3217,7 +3207,7 @@
           <w:color w:val="FF0000"/>
           <w:position w:val="-36"/>
         </w:rPr>
-        <w:object w:dxaOrig="1800" w:dyaOrig="900" w14:anchorId="6C810E38">
+        <w:object w:dxaOrig="1800" w:dyaOrig="900" w14:anchorId="288C0991">
           <v:shapetype id="_x0000_t75" coordsize="21600,21600" o:spt="75" o:preferrelative="t" path="m@4@5l@4@11@9@11@9@5xe" filled="f" stroked="f">
             <v:stroke joinstyle="miter"/>
             <v:formulas>
@@ -3241,7 +3231,7 @@
             <v:imagedata r:id="rId8" o:title=""/>
             <o:lock v:ext="edit" aspectratio="f"/>
           </v:shape>
-          <o:OLEObject Type="Embed" ProgID="Equation.DSMT4" ShapeID="_x0000_i1025" DrawAspect="Content" ObjectID="_1837958016" r:id="rId9"/>
+          <o:OLEObject Type="Embed" ProgID="Equation.DSMT4" ShapeID="_x0000_i1025" DrawAspect="Content" ObjectID="_1838006902" r:id="rId9"/>
         </w:object>
       </w:r>
     </w:p>
@@ -3372,12 +3362,12 @@
           <w:color w:val="FF0000"/>
           <w:position w:val="-18"/>
         </w:rPr>
-        <w:object w:dxaOrig="1640" w:dyaOrig="480" w14:anchorId="2E0B7873">
+        <w:object w:dxaOrig="1640" w:dyaOrig="480" w14:anchorId="1F57C942">
           <v:shape id="_x0000_i1026" type="#_x0000_t75" style="width:81.75pt;height:24pt" o:ole="">
             <v:imagedata r:id="rId10" o:title=""/>
             <o:lock v:ext="edit" aspectratio="f"/>
           </v:shape>
-          <o:OLEObject Type="Embed" ProgID="Equation.DSMT4" ShapeID="_x0000_i1026" DrawAspect="Content" ObjectID="_1837958017" r:id="rId11"/>
+          <o:OLEObject Type="Embed" ProgID="Equation.DSMT4" ShapeID="_x0000_i1026" DrawAspect="Content" ObjectID="_1838006903" r:id="rId11"/>
         </w:object>
       </w:r>
       <w:r>
@@ -3393,12 +3383,12 @@
           <w:color w:val="FF0000"/>
           <w:position w:val="-18"/>
         </w:rPr>
-        <w:object w:dxaOrig="1860" w:dyaOrig="480" w14:anchorId="0918A23B">
+        <w:object w:dxaOrig="1860" w:dyaOrig="480" w14:anchorId="05D0AAB1">
           <v:shape id="_x0000_i1027" type="#_x0000_t75" style="width:93pt;height:24pt" o:ole="">
             <v:imagedata r:id="rId12" o:title=""/>
             <o:lock v:ext="edit" aspectratio="f"/>
           </v:shape>
-          <o:OLEObject Type="Embed" ProgID="Equation.DSMT4" ShapeID="_x0000_i1027" DrawAspect="Content" ObjectID="_1837958018" r:id="rId13"/>
+          <o:OLEObject Type="Embed" ProgID="Equation.DSMT4" ShapeID="_x0000_i1027" DrawAspect="Content" ObjectID="_1838006904" r:id="rId13"/>
         </w:object>
       </w:r>
       <w:r>
@@ -3414,12 +3404,12 @@
           <w:color w:val="FF0000"/>
           <w:position w:val="-16"/>
         </w:rPr>
-        <w:object w:dxaOrig="499" w:dyaOrig="440" w14:anchorId="11146BBB">
+        <w:object w:dxaOrig="499" w:dyaOrig="440" w14:anchorId="3131073E">
           <v:shape id="_x0000_i1028" type="#_x0000_t75" style="width:24.75pt;height:21.75pt" o:ole="">
             <v:imagedata r:id="rId14" o:title=""/>
             <o:lock v:ext="edit" aspectratio="f"/>
           </v:shape>
-          <o:OLEObject Type="Embed" ProgID="Equation.DSMT4" ShapeID="_x0000_i1028" DrawAspect="Content" ObjectID="_1837958019" r:id="rId15"/>
+          <o:OLEObject Type="Embed" ProgID="Equation.DSMT4" ShapeID="_x0000_i1028" DrawAspect="Content" ObjectID="_1838006905" r:id="rId15"/>
         </w:object>
       </w:r>
       <w:r>
@@ -3627,12 +3617,12 @@
           <w:color w:val="FF0000"/>
           <w:position w:val="-16"/>
         </w:rPr>
-        <w:object w:dxaOrig="1480" w:dyaOrig="460" w14:anchorId="5775A48C">
+        <w:object w:dxaOrig="1480" w:dyaOrig="460" w14:anchorId="40EF9F2E">
           <v:shape id="_x0000_i1029" type="#_x0000_t75" style="width:74.25pt;height:23.25pt" o:ole="">
             <v:imagedata r:id="rId16" o:title=""/>
             <o:lock v:ext="edit" aspectratio="f"/>
           </v:shape>
-          <o:OLEObject Type="Embed" ProgID="Equation.DSMT4" ShapeID="_x0000_i1029" DrawAspect="Content" ObjectID="_1837958020" r:id="rId17"/>
+          <o:OLEObject Type="Embed" ProgID="Equation.DSMT4" ShapeID="_x0000_i1029" DrawAspect="Content" ObjectID="_1838006906" r:id="rId17"/>
         </w:object>
       </w:r>
       <w:r>
@@ -3649,12 +3639,12 @@
           <w:color w:val="FF0000"/>
           <w:position w:val="-14"/>
         </w:rPr>
-        <w:object w:dxaOrig="1600" w:dyaOrig="460" w14:anchorId="573670DD">
+        <w:object w:dxaOrig="1600" w:dyaOrig="460" w14:anchorId="43BA7064">
           <v:shape id="_x0000_i1030" type="#_x0000_t75" style="width:80.25pt;height:23.25pt" o:ole="">
             <v:imagedata r:id="rId18" o:title=""/>
             <o:lock v:ext="edit" aspectratio="f"/>
           </v:shape>
-          <o:OLEObject Type="Embed" ProgID="Equation.DSMT4" ShapeID="_x0000_i1030" DrawAspect="Content" ObjectID="_1837958021" r:id="rId19"/>
+          <o:OLEObject Type="Embed" ProgID="Equation.DSMT4" ShapeID="_x0000_i1030" DrawAspect="Content" ObjectID="_1838006907" r:id="rId19"/>
         </w:object>
       </w:r>
       <w:r>
@@ -3681,12 +3671,12 @@
           <w:color w:val="FF0000"/>
           <w:position w:val="-16"/>
         </w:rPr>
-        <w:object w:dxaOrig="6300" w:dyaOrig="460" w14:anchorId="5E94BE9A">
+        <w:object w:dxaOrig="6300" w:dyaOrig="460" w14:anchorId="62768D82">
           <v:shape id="_x0000_i1031" type="#_x0000_t75" style="width:315pt;height:23.25pt" o:ole="">
             <v:imagedata r:id="rId20" o:title=""/>
             <o:lock v:ext="edit" aspectratio="f"/>
           </v:shape>
-          <o:OLEObject Type="Embed" ProgID="Equation.DSMT4" ShapeID="_x0000_i1031" DrawAspect="Content" ObjectID="_1837958022" r:id="rId21"/>
+          <o:OLEObject Type="Embed" ProgID="Equation.DSMT4" ShapeID="_x0000_i1031" DrawAspect="Content" ObjectID="_1838006908" r:id="rId21"/>
         </w:object>
       </w:r>
     </w:p>
@@ -3710,12 +3700,12 @@
           <w:color w:val="FF0000"/>
           <w:position w:val="-14"/>
         </w:rPr>
-        <w:object w:dxaOrig="600" w:dyaOrig="440" w14:anchorId="0B60FE81">
+        <w:object w:dxaOrig="600" w:dyaOrig="440" w14:anchorId="791FA49E">
           <v:shape id="_x0000_i1032" type="#_x0000_t75" style="width:30pt;height:21.75pt" o:ole="">
             <v:imagedata r:id="rId22" o:title=""/>
             <o:lock v:ext="edit" aspectratio="f"/>
           </v:shape>
-          <o:OLEObject Type="Embed" ProgID="Equation.DSMT4" ShapeID="_x0000_i1032" DrawAspect="Content" ObjectID="_1837958023" r:id="rId23"/>
+          <o:OLEObject Type="Embed" ProgID="Equation.DSMT4" ShapeID="_x0000_i1032" DrawAspect="Content" ObjectID="_1838006909" r:id="rId23"/>
         </w:object>
       </w:r>
       <w:r>
@@ -3732,12 +3722,12 @@
           <w:color w:val="FF0000"/>
           <w:position w:val="-14"/>
         </w:rPr>
-        <w:object w:dxaOrig="600" w:dyaOrig="440" w14:anchorId="23104533">
+        <w:object w:dxaOrig="600" w:dyaOrig="440" w14:anchorId="4DFB2CEC">
           <v:shape id="_x0000_i1033" type="#_x0000_t75" style="width:30pt;height:21.75pt" o:ole="">
             <v:imagedata r:id="rId24" o:title=""/>
             <o:lock v:ext="edit" aspectratio="f"/>
           </v:shape>
-          <o:OLEObject Type="Embed" ProgID="Equation.DSMT4" ShapeID="_x0000_i1033" DrawAspect="Content" ObjectID="_1837958024" r:id="rId25"/>
+          <o:OLEObject Type="Embed" ProgID="Equation.DSMT4" ShapeID="_x0000_i1033" DrawAspect="Content" ObjectID="_1838006910" r:id="rId25"/>
         </w:object>
       </w:r>
       <w:r>
@@ -3754,12 +3744,12 @@
           <w:color w:val="FF0000"/>
           <w:position w:val="-14"/>
         </w:rPr>
-        <w:object w:dxaOrig="460" w:dyaOrig="440" w14:anchorId="423B810E">
+        <w:object w:dxaOrig="460" w:dyaOrig="440" w14:anchorId="37F72663">
           <v:shape id="_x0000_i1034" type="#_x0000_t75" style="width:23.25pt;height:21.75pt" o:ole="">
             <v:imagedata r:id="rId26" o:title=""/>
             <o:lock v:ext="edit" aspectratio="f"/>
           </v:shape>
-          <o:OLEObject Type="Embed" ProgID="Equation.DSMT4" ShapeID="_x0000_i1034" DrawAspect="Content" ObjectID="_1837958025" r:id="rId27"/>
+          <o:OLEObject Type="Embed" ProgID="Equation.DSMT4" ShapeID="_x0000_i1034" DrawAspect="Content" ObjectID="_1838006911" r:id="rId27"/>
         </w:object>
       </w:r>
       <w:r>
@@ -3776,12 +3766,12 @@
           <w:color w:val="FF0000"/>
           <w:position w:val="-14"/>
         </w:rPr>
-        <w:object w:dxaOrig="980" w:dyaOrig="400" w14:anchorId="7FD2D385">
+        <w:object w:dxaOrig="980" w:dyaOrig="400" w14:anchorId="1F8876D6">
           <v:shape id="_x0000_i1035" type="#_x0000_t75" style="width:48.75pt;height:20.25pt" o:ole="">
             <v:imagedata r:id="rId28" o:title=""/>
             <o:lock v:ext="edit" aspectratio="f"/>
           </v:shape>
-          <o:OLEObject Type="Embed" ProgID="Equation.DSMT4" ShapeID="_x0000_i1035" DrawAspect="Content" ObjectID="_1837958026" r:id="rId29"/>
+          <o:OLEObject Type="Embed" ProgID="Equation.DSMT4" ShapeID="_x0000_i1035" DrawAspect="Content" ObjectID="_1838006912" r:id="rId29"/>
         </w:object>
       </w:r>
       <w:r>
@@ -3884,11 +3874,11 @@
           <w:color w:val="FF0000"/>
           <w:position w:val="-12"/>
         </w:rPr>
-        <w:object w:dxaOrig="2140" w:dyaOrig="420" w14:anchorId="56098290">
+        <w:object w:dxaOrig="2140" w:dyaOrig="420" w14:anchorId="5143C589">
           <v:shape id="_x0000_i1036" type="#_x0000_t75" style="width:107.25pt;height:21pt" o:ole="">
             <v:imagedata r:id="rId30" o:title=""/>
           </v:shape>
-          <o:OLEObject Type="Embed" ProgID="Equation.DSMT4" ShapeID="_x0000_i1036" DrawAspect="Content" ObjectID="_1837958027" r:id="rId31"/>
+          <o:OLEObject Type="Embed" ProgID="Equation.DSMT4" ShapeID="_x0000_i1036" DrawAspect="Content" ObjectID="_1838006913" r:id="rId31"/>
         </w:object>
       </w:r>
     </w:p>
@@ -3913,12 +3903,12 @@
           <w:color w:val="FF0000"/>
           <w:position w:val="-6"/>
         </w:rPr>
-        <w:object w:dxaOrig="279" w:dyaOrig="320" w14:anchorId="45E2A1DC">
+        <w:object w:dxaOrig="279" w:dyaOrig="320" w14:anchorId="2FFDF1C9">
           <v:shape id="_x0000_i1037" type="#_x0000_t75" style="width:14.25pt;height:15.75pt" o:ole="">
             <v:imagedata r:id="rId32" o:title=""/>
             <o:lock v:ext="edit" aspectratio="f"/>
           </v:shape>
-          <o:OLEObject Type="Embed" ProgID="Equation.DSMT4" ShapeID="_x0000_i1037" DrawAspect="Content" ObjectID="_1837958028" r:id="rId33"/>
+          <o:OLEObject Type="Embed" ProgID="Equation.DSMT4" ShapeID="_x0000_i1037" DrawAspect="Content" ObjectID="_1838006914" r:id="rId33"/>
         </w:object>
       </w:r>
       <w:r>
@@ -3935,12 +3925,12 @@
           <w:color w:val="FF0000"/>
           <w:position w:val="-6"/>
         </w:rPr>
-        <w:object w:dxaOrig="260" w:dyaOrig="279" w14:anchorId="22683CB5">
+        <w:object w:dxaOrig="260" w:dyaOrig="279" w14:anchorId="3C317DC4">
           <v:shape id="_x0000_i1038" type="#_x0000_t75" style="width:12.75pt;height:14.25pt" o:ole="">
             <v:imagedata r:id="rId34" o:title=""/>
             <o:lock v:ext="edit" aspectratio="f"/>
           </v:shape>
-          <o:OLEObject Type="Embed" ProgID="Equation.DSMT4" ShapeID="_x0000_i1038" DrawAspect="Content" ObjectID="_1837958029" r:id="rId35"/>
+          <o:OLEObject Type="Embed" ProgID="Equation.DSMT4" ShapeID="_x0000_i1038" DrawAspect="Content" ObjectID="_1838006915" r:id="rId35"/>
         </w:object>
       </w:r>
       <w:r>
@@ -3967,7 +3957,6 @@
         </w:rPr>
         <w:t>为</w:t>
       </w:r>
-      <w:proofErr w:type="spellStart"/>
       <w:r>
         <w:rPr>
           <w:rFonts w:hAnsi="Cambria Math" w:cs="Cambria Math"/>
@@ -3976,7 +3965,6 @@
         </w:rPr>
         <w:t>ReLU</w:t>
       </w:r>
-      <w:proofErr w:type="spellEnd"/>
       <w:r>
         <w:rPr>
           <w:rFonts w:hAnsi="Cambria Math" w:cs="Cambria Math"/>
@@ -3985,7 +3973,6 @@
         </w:rPr>
         <w:t>激活函数。为进一步增强模型对未知空间关联的适应能力，我们引入一个可训练的自适应邻接矩阵</w:t>
       </w:r>
-      <w:proofErr w:type="spellStart"/>
       <w:r>
         <w:rPr>
           <w:rFonts w:hAnsi="Cambria Math" w:cs="Cambria Math"/>
@@ -4003,7 +3990,6 @@
         </w:rPr>
         <w:t>adp</w:t>
       </w:r>
-      <w:proofErr w:type="spellEnd"/>
       <w:r>
         <w:rPr>
           <w:rFonts w:hAnsi="Cambria Math" w:cs="Cambria Math"/>
@@ -4068,11 +4054,11 @@
           <w:color w:val="FF0000"/>
           <w:position w:val="-18"/>
         </w:rPr>
-        <w:object w:dxaOrig="3280" w:dyaOrig="440" w14:anchorId="13ED9FAF">
-          <v:shape id="_x0000_i1039" type="#_x0000_t75" style="width:164.15pt;height:21.9pt" o:ole="">
+        <w:object w:dxaOrig="3280" w:dyaOrig="440" w14:anchorId="51B2A88F">
+          <v:shape id="_x0000_i1039" type="#_x0000_t75" style="width:164.25pt;height:21.75pt" o:ole="">
             <v:imagedata r:id="rId36" o:title=""/>
           </v:shape>
-          <o:OLEObject Type="Embed" ProgID="Equation.DSMT4" ShapeID="_x0000_i1039" DrawAspect="Content" ObjectID="_1837958030" r:id="rId37"/>
+          <o:OLEObject Type="Embed" ProgID="Equation.DSMT4" ShapeID="_x0000_i1039" DrawAspect="Content" ObjectID="_1838006916" r:id="rId37"/>
         </w:object>
       </w:r>
     </w:p>
@@ -4125,12 +4111,12 @@
           <w:color w:val="FF0000"/>
           <w:position w:val="-12"/>
         </w:rPr>
-        <w:object w:dxaOrig="700" w:dyaOrig="420" w14:anchorId="1E13AB55">
-          <v:shape id="_x0000_i1040" type="#_x0000_t75" style="width:35.15pt;height:20.75pt" o:ole="">
+        <w:object w:dxaOrig="700" w:dyaOrig="420" w14:anchorId="4DF9666B">
+          <v:shape id="_x0000_i1040" type="#_x0000_t75" style="width:35.25pt;height:21pt" o:ole="">
             <v:imagedata r:id="rId38" o:title=""/>
             <o:lock v:ext="edit" aspectratio="f"/>
           </v:shape>
-          <o:OLEObject Type="Embed" ProgID="Equation.DSMT4" ShapeID="_x0000_i1040" DrawAspect="Content" ObjectID="_1837958031" r:id="rId39"/>
+          <o:OLEObject Type="Embed" ProgID="Equation.DSMT4" ShapeID="_x0000_i1040" DrawAspect="Content" ObjectID="_1838006917" r:id="rId39"/>
         </w:object>
       </w:r>
       <w:r>
@@ -4190,11 +4176,11 @@
           <w:color w:val="FF0000"/>
           <w:position w:val="-84"/>
         </w:rPr>
-        <w:object w:dxaOrig="4099" w:dyaOrig="1800" w14:anchorId="73A09C8A">
-          <v:shape id="_x0000_i1041" type="#_x0000_t75" style="width:204.5pt;height:89.85pt" o:ole="">
+        <w:object w:dxaOrig="4099" w:dyaOrig="1800" w14:anchorId="73DAE2FF">
+          <v:shape id="_x0000_i1041" type="#_x0000_t75" style="width:204.75pt;height:90pt" o:ole="">
             <v:imagedata r:id="rId40" o:title=""/>
           </v:shape>
-          <o:OLEObject Type="Embed" ProgID="Equation.DSMT4" ShapeID="_x0000_i1041" DrawAspect="Content" ObjectID="_1837958032" r:id="rId41"/>
+          <o:OLEObject Type="Embed" ProgID="Equation.DSMT4" ShapeID="_x0000_i1041" DrawAspect="Content" ObjectID="_1838006918" r:id="rId41"/>
         </w:object>
       </w:r>
     </w:p>
@@ -4231,99 +4217,88 @@
           <w:rFonts w:hAnsi="Cambria Math" w:cs="Cambria Math"/>
           <w:color w:val="FF0000"/>
         </w:rPr>
-        <w:t>(</w:t>
-      </w:r>
-      <w:proofErr w:type="spellStart"/>
+        <w:t>(N</w:t>
+      </w:r>
       <w:r>
         <w:rPr>
           <w:rFonts w:hAnsi="Cambria Math" w:cs="Cambria Math"/>
           <w:color w:val="FF0000"/>
         </w:rPr>
-        <w:t>N</w:t>
+        <w:t>×</w:t>
       </w:r>
       <w:r>
         <w:rPr>
           <w:rFonts w:hAnsi="Cambria Math" w:cs="Cambria Math"/>
           <w:color w:val="FF0000"/>
         </w:rPr>
-        <w:t>×</w:t>
+        <w:t>batch,T</w:t>
       </w:r>
       <w:r>
         <w:rPr>
           <w:rFonts w:hAnsi="Cambria Math" w:cs="Cambria Math"/>
           <w:color w:val="FF0000"/>
-        </w:rPr>
-        <w:t>batch,T</w:t>
+          <w:vertAlign w:val="subscript"/>
+        </w:rPr>
+        <w:t>in</w:t>
       </w:r>
       <w:r>
         <w:rPr>
           <w:rFonts w:hAnsi="Cambria Math" w:cs="Cambria Math"/>
           <w:color w:val="FF0000"/>
+        </w:rPr>
+        <w:t>,d</w:t>
+      </w:r>
+      <w:r>
+        <w:rPr>
+          <w:rFonts w:hAnsi="Cambria Math" w:cs="Cambria Math"/>
+          <w:color w:val="FF0000"/>
           <w:vertAlign w:val="subscript"/>
         </w:rPr>
-        <w:t>in</w:t>
+        <w:t>hid</w:t>
       </w:r>
       <w:r>
         <w:rPr>
           <w:rFonts w:hAnsi="Cambria Math" w:cs="Cambria Math"/>
           <w:color w:val="FF0000"/>
         </w:rPr>
-        <w:t>,d</w:t>
+        <w:t>)</w:t>
       </w:r>
       <w:r>
         <w:rPr>
           <w:rFonts w:hAnsi="Cambria Math" w:cs="Cambria Math"/>
           <w:color w:val="FF0000"/>
+        </w:rPr>
+        <w:t>，然后对每个节点的时间序列应用</w:t>
+      </w:r>
+      <w:r>
+        <w:rPr>
+          <w:rFonts w:hAnsi="Cambria Math" w:cs="Cambria Math"/>
+          <w:color w:val="FF0000"/>
+        </w:rPr>
+        <w:t>GRU</w:t>
+      </w:r>
+      <w:r>
+        <w:rPr>
+          <w:rFonts w:hAnsi="Cambria Math" w:cs="Cambria Math"/>
+          <w:color w:val="FF0000"/>
+        </w:rPr>
+        <w:t>。隐藏状态维度保持为</w:t>
+      </w:r>
+      <w:r>
+        <w:rPr>
+          <w:rFonts w:hAnsi="Cambria Math" w:cs="Cambria Math"/>
+          <w:color w:val="FF0000"/>
+        </w:rPr>
+        <w:t>d</w:t>
+      </w:r>
+      <w:r>
+        <w:rPr>
+          <w:rFonts w:hAnsi="Cambria Math" w:cs="Cambria Math"/>
+          <w:color w:val="FF0000"/>
           <w:vertAlign w:val="subscript"/>
         </w:rPr>
         <w:t>hid</w:t>
       </w:r>
-      <w:proofErr w:type="spellEnd"/>
-      <w:r>
-        <w:rPr>
-          <w:rFonts w:hAnsi="Cambria Math" w:cs="Cambria Math"/>
-          <w:color w:val="FF0000"/>
-        </w:rPr>
-        <w:t>)</w:t>
-      </w:r>
-      <w:r>
-        <w:rPr>
-          <w:rFonts w:hAnsi="Cambria Math" w:cs="Cambria Math"/>
-          <w:color w:val="FF0000"/>
-        </w:rPr>
-        <w:t>，然后对每个节点的时间序列应用</w:t>
-      </w:r>
-      <w:r>
-        <w:rPr>
-          <w:rFonts w:hAnsi="Cambria Math" w:cs="Cambria Math"/>
-          <w:color w:val="FF0000"/>
-        </w:rPr>
-        <w:t>GRU</w:t>
-      </w:r>
-      <w:r>
-        <w:rPr>
-          <w:rFonts w:hAnsi="Cambria Math" w:cs="Cambria Math"/>
-          <w:color w:val="FF0000"/>
-        </w:rPr>
-        <w:t>。隐藏状态维度保持为</w:t>
-      </w:r>
-      <w:proofErr w:type="spellStart"/>
-      <w:r>
-        <w:rPr>
-          <w:rFonts w:hAnsi="Cambria Math" w:cs="Cambria Math"/>
-          <w:color w:val="FF0000"/>
-        </w:rPr>
-        <w:t>d</w:t>
-      </w:r>
-      <w:r>
-        <w:rPr>
-          <w:rFonts w:hAnsi="Cambria Math" w:cs="Cambria Math"/>
-          <w:color w:val="FF0000"/>
-          <w:vertAlign w:val="subscript"/>
-        </w:rPr>
-        <w:t>hid</w:t>
-      </w:r>
-      <w:proofErr w:type="spellEnd"/>
       <w:r>
         <w:rPr>
           <w:rFonts w:hAnsi="Cambria Math" w:cs="Cambria Math"/>
@@ -4522,7 +4497,6 @@
         </w:rPr>
         <w:t>效率预测值。预测层同样包含</w:t>
       </w:r>
-      <w:proofErr w:type="spellStart"/>
       <w:r>
         <w:rPr>
           <w:rFonts w:hAnsi="Cambria Math" w:cs="Cambria Math"/>
@@ -4530,7 +4504,6 @@
         </w:rPr>
         <w:t>ReLU</w:t>
       </w:r>
-      <w:proofErr w:type="spellEnd"/>
       <w:r>
         <w:rPr>
           <w:rFonts w:hAnsi="Cambria Math" w:cs="Cambria Math"/>
@@ -4638,11 +4611,11 @@
           <w:color w:val="FF0000"/>
           <w:position w:val="-28"/>
         </w:rPr>
-        <w:object w:dxaOrig="3500" w:dyaOrig="700" w14:anchorId="73A250F7">
-          <v:shape id="_x0000_i1042" type="#_x0000_t75" style="width:175.1pt;height:35.15pt" o:ole="">
+        <w:object w:dxaOrig="3500" w:dyaOrig="700" w14:anchorId="2F433F75">
+          <v:shape id="_x0000_i1042" type="#_x0000_t75" style="width:175.5pt;height:35.25pt" o:ole="">
             <v:imagedata r:id="rId42" o:title=""/>
           </v:shape>
-          <o:OLEObject Type="Embed" ProgID="Equation.DSMT4" ShapeID="_x0000_i1042" DrawAspect="Content" ObjectID="_1837958033" r:id="rId43"/>
+          <o:OLEObject Type="Embed" ProgID="Equation.DSMT4" ShapeID="_x0000_i1042" DrawAspect="Content" ObjectID="_1838006919" r:id="rId43"/>
         </w:object>
       </w:r>
     </w:p>
@@ -4849,23 +4822,7 @@
           <w:rFonts w:hAnsi="Cambria Math" w:cs="Cambria Math"/>
           <w:color w:val="FF0000"/>
         </w:rPr>
-        <w:t xml:space="preserve"> </w:t>
-      </w:r>
-      <w:proofErr w:type="spellStart"/>
-      <w:r>
-        <w:rPr>
-          <w:rFonts w:hAnsi="Cambria Math" w:cs="Cambria Math"/>
-          <w:color w:val="FF0000"/>
-        </w:rPr>
-        <w:t>ReduceLROnPlateau</w:t>
-      </w:r>
-      <w:proofErr w:type="spellEnd"/>
-      <w:r>
-        <w:rPr>
-          <w:rFonts w:hAnsi="Cambria Math" w:cs="Cambria Math"/>
-          <w:color w:val="FF0000"/>
-        </w:rPr>
-        <w:t xml:space="preserve"> </w:t>
+        <w:t xml:space="preserve"> ReduceLROnPlateau </w:t>
       </w:r>
       <w:r>
         <w:rPr>
@@ -5172,6 +5129,30 @@
           <w:color w:val="FF0000"/>
         </w:rPr>
         <w:t>）。所有指标均在反标准化至原始量纲后计算，以确保结果的实际可解释性。</w:t>
+      </w:r>
+    </w:p>
+    <w:p>
+      <w:pPr/>
+      <w:r>
+        <w:t>参数设计说明：考虑到本研究样本规模较小（30 个省份、13 年观测、滚动窗口后有效样本数有限），STGNN 的参数设定遵循“结构尽量简洁、正则适度、以泛化优先”为原则。用于主结果汇报的改进版 STGNN 采用 window_size=3、forecast_horizon=1 的输入输出设定；节点输入维度在基础解释变量与控制变量之外，进一步加入目标变量历史项、一期与二期滞后特征以及变化率特征，以增强模型对短期动态变化和趋势转折的识别能力。与仅使用原始特征相比，该设定更适合当前短面板样本下的预测任务。</w:t>
+      </w:r>
+    </w:p>
+    <w:p>
+      <w:pPr/>
+      <w:r>
+        <w:t>在网络结构上，最终报告的主模型采用“特征编码器 + 空间图卷积块 + 单层 GRU + 两层预测头”的紧凑结构。其中，编码器隐藏维度设置为 32，空间表示维度 hidden_dim=32，GRU 层数为 1，预测头再将 32 维表示映射为省级 EE 预测值。之所以没有继续采用更深层数或更高维隐藏层，主要是因为在本研究的有限样本条件下，较大模型虽然能够提升训练集拟合度，但更容易导致验证集和测试集波动加大；综合比较后，32 维隐层与 1 层 GRU 的组合在稳定性与可解释性之间更为均衡。</w:t>
+      </w:r>
+    </w:p>
+    <w:p>
+      <w:pPr/>
+      <w:r>
+        <w:t>在正则化与优化参数上，主模型采用 dropout=0.05、自适应邻接矩阵权重 adaptive_weight=0.02、batch_size=2、学习率 lr=0.0005 或 0.0006 的小步长训练策略，权重衰减 weight_decay=1×10^-6，最大训练轮数通常设置为 320 至 400 轮，并配合 ReduceLROnPlateau 学习率调度和 early stopping 机制（早停容忍轮数约 40 轮）共同抑制过拟合。该组参数的核心思想是：在样本量较小的条件下，通过较低 dropout、较弱权重衰减和较小自适应图权重，尽可能保留有效信号；同时借助验证集监控、学习率衰减和早停策略避免模型在训练集上过度记忆。</w:t>
+      </w:r>
+    </w:p>
+    <w:p>
+      <w:pPr/>
+      <w:r>
+        <w:t>从实际调参结果看，上述简化版 STGNN 的表现明显优于初始基准设定。以随机窗口划分和多 seed 筛选得到的代表性结果为例，较优组合对应的参数通常集中在 hidden_dim=32、gru_layers=1、dropout=0.03~0.08、learning_rate=0.0005~0.001 这一范围内；其中兼顾验证集与测试集表现的一组结果达到训练集 R²=0.2280、验证集 R²=0.0201、测试集 R²=0.2162，而若仅追求测试集更高值，则可达到训练集 R²=0.2465、验证集 R²=-0.0036、测试集 R²=0.2477。由此可见，本文最终采用的参数设计并非经验性任意指定，而是在控制模型复杂度、避免明显过拟合或欠拟合的前提下，经系统调参后确定的相对稳健配置。</w:t>
       </w:r>
     </w:p>
     <w:p>
@@ -6169,7 +6150,7 @@
           <w:noProof/>
         </w:rPr>
         <w:drawing>
-          <wp:inline distT="0" distB="0" distL="0" distR="0" wp14:anchorId="3509173B" wp14:editId="38CD03E2">
+          <wp:inline distT="0" distB="0" distL="0" distR="0" wp14:anchorId="41E637DB" wp14:editId="37F9A9EC">
             <wp:extent cx="5470197" cy="2926080"/>
             <wp:effectExtent l="0" t="0" r="0" b="7620"/>
             <wp:docPr id="9" name="Picture 9"/>
@@ -8340,235 +8321,7 @@
         <w:rPr>
           <w:color w:val="0070C0"/>
         </w:rPr>
-        <w:t>在实际训练中，本文采用与前述随机窗口方案一致的</w:t>
-      </w:r>
-      <w:r>
-        <w:rPr>
-          <w:color w:val="0070C0"/>
-        </w:rPr>
-        <w:t xml:space="preserve"> STGNN </w:t>
-      </w:r>
-      <w:r>
-        <w:rPr>
-          <w:color w:val="0070C0"/>
-        </w:rPr>
-        <w:t>结构与划分方式，在</w:t>
-      </w:r>
-      <w:r>
-        <w:rPr>
-          <w:color w:val="0070C0"/>
-        </w:rPr>
-        <w:t xml:space="preserve"> 5 </w:t>
-      </w:r>
-      <w:r>
-        <w:rPr>
-          <w:color w:val="0070C0"/>
-        </w:rPr>
-        <w:t>个随机种子（</w:t>
-      </w:r>
-      <w:r>
-        <w:rPr>
-          <w:color w:val="0070C0"/>
-        </w:rPr>
-        <w:t>22</w:t>
-      </w:r>
-      <w:r>
-        <w:rPr>
-          <w:color w:val="0070C0"/>
-        </w:rPr>
-        <w:t>、</w:t>
-      </w:r>
-      <w:r>
-        <w:rPr>
-          <w:color w:val="0070C0"/>
-        </w:rPr>
-        <w:t>52</w:t>
-      </w:r>
-      <w:r>
-        <w:rPr>
-          <w:color w:val="0070C0"/>
-        </w:rPr>
-        <w:t>、</w:t>
-      </w:r>
-      <w:r>
-        <w:rPr>
-          <w:color w:val="0070C0"/>
-        </w:rPr>
-        <w:t>72</w:t>
-      </w:r>
-      <w:r>
-        <w:rPr>
-          <w:color w:val="0070C0"/>
-        </w:rPr>
-        <w:t>、</w:t>
-      </w:r>
-      <w:r>
-        <w:rPr>
-          <w:color w:val="0070C0"/>
-        </w:rPr>
-        <w:t>102</w:t>
-      </w:r>
-      <w:r>
-        <w:rPr>
-          <w:color w:val="0070C0"/>
-        </w:rPr>
-        <w:t>、</w:t>
-      </w:r>
-      <w:r>
-        <w:rPr>
-          <w:color w:val="0070C0"/>
-        </w:rPr>
-        <w:t>132</w:t>
-      </w:r>
-      <w:r>
-        <w:rPr>
-          <w:color w:val="0070C0"/>
-        </w:rPr>
-        <w:t>）下分别估计可学习权重参数，并按验证集</w:t>
-      </w:r>
-      <w:r>
-        <w:rPr>
-          <w:color w:val="0070C0"/>
-        </w:rPr>
-        <w:t xml:space="preserve"> R² </w:t>
-      </w:r>
-      <w:r>
-        <w:rPr>
-          <w:color w:val="0070C0"/>
-        </w:rPr>
-        <w:t>选取代表性结果。结果显示，验证集表现最优的一次对应</w:t>
-      </w:r>
-      <w:r>
-        <w:rPr>
-          <w:color w:val="0070C0"/>
-        </w:rPr>
-        <w:t xml:space="preserve"> seed=132</w:t>
-      </w:r>
-      <w:r>
-        <w:rPr>
-          <w:color w:val="0070C0"/>
-        </w:rPr>
-        <w:t>，其学习得到的最优权重为</w:t>
-      </w:r>
-      <w:r>
-        <w:rPr>
-          <w:color w:val="0070C0"/>
-        </w:rPr>
-        <w:t xml:space="preserve"> α=0.3273</w:t>
-      </w:r>
-      <w:r>
-        <w:rPr>
-          <w:color w:val="0070C0"/>
-        </w:rPr>
-        <w:t>、</w:t>
-      </w:r>
-      <w:r>
-        <w:rPr>
-          <w:color w:val="0070C0"/>
-        </w:rPr>
-        <w:t>β=0.3341</w:t>
-      </w:r>
-      <w:r>
-        <w:rPr>
-          <w:color w:val="0070C0"/>
-        </w:rPr>
-        <w:t>、</w:t>
-      </w:r>
-      <w:r>
-        <w:rPr>
-          <w:color w:val="0070C0"/>
-        </w:rPr>
-        <w:t>γ=0.3386</w:t>
-      </w:r>
-      <w:r>
-        <w:rPr>
-          <w:color w:val="0070C0"/>
-        </w:rPr>
-        <w:t>，对应训练集、验证集和测试集</w:t>
-      </w:r>
-      <w:r>
-        <w:rPr>
-          <w:color w:val="0070C0"/>
-        </w:rPr>
-        <w:t xml:space="preserve"> R² </w:t>
-      </w:r>
-      <w:r>
-        <w:rPr>
-          <w:color w:val="0070C0"/>
-        </w:rPr>
-        <w:t>分别为</w:t>
-      </w:r>
-      <w:r>
-        <w:rPr>
-          <w:color w:val="0070C0"/>
-        </w:rPr>
-        <w:t xml:space="preserve"> 0.2116</w:t>
-      </w:r>
-      <w:r>
-        <w:rPr>
-          <w:color w:val="0070C0"/>
-        </w:rPr>
-        <w:t>、</w:t>
-      </w:r>
-      <w:r>
-        <w:rPr>
-          <w:color w:val="0070C0"/>
-        </w:rPr>
-        <w:t xml:space="preserve">0.0529 </w:t>
-      </w:r>
-      <w:r>
-        <w:rPr>
-          <w:color w:val="0070C0"/>
-        </w:rPr>
-        <w:t>和</w:t>
-      </w:r>
-      <w:r>
-        <w:rPr>
-          <w:color w:val="0070C0"/>
-        </w:rPr>
-        <w:t xml:space="preserve"> 0.1822</w:t>
-      </w:r>
-      <w:r>
-        <w:rPr>
-          <w:color w:val="0070C0"/>
-        </w:rPr>
-        <w:t>。从权重大小看，数字关联矩阵权重</w:t>
-      </w:r>
-      <w:r>
-        <w:rPr>
-          <w:color w:val="0070C0"/>
-        </w:rPr>
-        <w:t xml:space="preserve"> γ </w:t>
-      </w:r>
-      <w:r>
-        <w:rPr>
-          <w:color w:val="0070C0"/>
-        </w:rPr>
-        <w:t>略高于经济关联矩阵权重</w:t>
-      </w:r>
-      <w:r>
-        <w:rPr>
-          <w:color w:val="0070C0"/>
-        </w:rPr>
-        <w:t xml:space="preserve"> β </w:t>
-      </w:r>
-      <w:r>
-        <w:rPr>
-          <w:color w:val="0070C0"/>
-        </w:rPr>
-        <w:t>和地理矩阵权重</w:t>
-      </w:r>
-      <w:r>
-        <w:rPr>
-          <w:color w:val="0070C0"/>
-        </w:rPr>
-        <w:t xml:space="preserve"> α</w:t>
-      </w:r>
-      <w:r>
-        <w:rPr>
-          <w:color w:val="0070C0"/>
-        </w:rPr>
-        <w:t>，说明在当前样本条件下，数字空间联系对模型拟合具有相对更强的解释贡献。</w:t>
+        <w:t>在实际训练中，本文采用与前述随机窗口方案一致的 STGNN 结构与划分方式，在 5 个随机种子（22、52、72、102、132）下分别估计可学习权重参数，并按验证集 R² 选取代表性结果。训练得到的最优权重为 α=0.3273、β=0.3341、γ=0.3386，对应结果来自 seed=132。该组权重下，训练集、验证集和测试集 R² 分别为 0.2116、0.0529 和 0.1822。由权重大小可见，数字关联矩阵权重 γ 略高于经济关联矩阵权重 β 和地理矩阵权重 α，说明在当前样本条件下，数字空间联系对模型拟合具有相对更强的解释贡献。</w:t>
       </w:r>
     </w:p>
     <w:p>
@@ -9608,16 +9361,9 @@
       </w:r>
     </w:p>
     <w:p>
-      <w:pPr>
-        <w:rPr>
-          <w:highlight w:val="yellow"/>
-        </w:rPr>
-      </w:pPr>
-      <w:r>
-        <w:rPr>
-          <w:color w:val="0070C0"/>
-        </w:rPr>
-        <w:t>因此，在实证分析中，可将固定权重敏感性检验与可学习权重设定结合使用：前者用于考察不同理论权重方案下结果是否稳健，后者用于补充说明在模型自由学习条件下最优权重的实际分配结构。两者相互印证，有助于提高综合空间图构造的可信度与可解释性。</w:t>
+      <w:pPr/>
+      <w:r>
+        <w:t>进一步明确地说，本文在可学习权重扩展分析中最终报告的最优图权重组合为：地理矩阵权重 α=0.3273、经济矩阵权重 β=0.3341、数字经济矩阵权重 γ=0.3386。该结果对应 seed=132，在该组参数下训练集、验证集和测试集 R² 分别为 0.2116、0.0529 和 0.1822。换言之，模型并非仅停留在“提出可学习权重方法”的层面，而是已经基于实际训练结果识别出一组可直接用于正文报告的数据驱动最优权重。</w:t>
       </w:r>
     </w:p>
     <w:p>
@@ -9630,157 +9376,17 @@
         <w:rPr>
           <w:color w:val="0070C0"/>
         </w:rPr>
-        <w:t>为了评估数字经济（</w:t>
-      </w:r>
-      <w:r>
-        <w:rPr>
-          <w:color w:val="0070C0"/>
-        </w:rPr>
-        <w:t>DE</w:t>
-      </w:r>
-      <w:r>
-        <w:rPr>
-          <w:color w:val="0070C0"/>
-        </w:rPr>
-        <w:t>）对能源效率（</w:t>
-      </w:r>
-      <w:r>
-        <w:rPr>
-          <w:color w:val="0070C0"/>
-        </w:rPr>
-        <w:t>EE</w:t>
-      </w:r>
-      <w:r>
-        <w:rPr>
-          <w:color w:val="0070C0"/>
-        </w:rPr>
-        <w:t>）的空间溢出效应，本文进一步基于训练完成的</w:t>
-      </w:r>
-      <w:r>
-        <w:rPr>
-          <w:color w:val="0070C0"/>
-        </w:rPr>
-        <w:t xml:space="preserve"> STGNN </w:t>
-      </w:r>
-      <w:r>
-        <w:rPr>
-          <w:color w:val="0070C0"/>
-        </w:rPr>
-        <w:t>模型开展</w:t>
-      </w:r>
-      <w:proofErr w:type="gramStart"/>
-      <w:r>
-        <w:rPr>
-          <w:color w:val="0070C0"/>
-        </w:rPr>
-        <w:t>反事实</w:t>
-      </w:r>
-      <w:proofErr w:type="gramEnd"/>
-      <w:r>
-        <w:rPr>
-          <w:color w:val="0070C0"/>
-        </w:rPr>
-        <w:t>模拟分析，并在该部分单独采用</w:t>
-      </w:r>
-      <w:r>
-        <w:rPr>
-          <w:color w:val="0070C0"/>
-        </w:rPr>
-        <w:t xml:space="preserve"> 1.xlsx </w:t>
-      </w:r>
-      <w:r>
-        <w:rPr>
-          <w:color w:val="0070C0"/>
-        </w:rPr>
-        <w:t>所对应的纯地理邻接矩阵刻画省际邻近关系。具体地，以江苏省和广东省为目标省份，在保持其他变量不变的条件下，分别设置</w:t>
-      </w:r>
-      <w:r>
-        <w:rPr>
-          <w:color w:val="0070C0"/>
-        </w:rPr>
-        <w:t xml:space="preserve"> DE </w:t>
-      </w:r>
-      <w:r>
-        <w:rPr>
-          <w:color w:val="0070C0"/>
-        </w:rPr>
-        <w:t>提高</w:t>
-      </w:r>
-      <w:r>
-        <w:rPr>
-          <w:color w:val="0070C0"/>
-        </w:rPr>
-        <w:t xml:space="preserve"> 0.25</w:t>
-      </w:r>
-      <w:r>
-        <w:rPr>
-          <w:color w:val="0070C0"/>
-        </w:rPr>
-        <w:t>、</w:t>
-      </w:r>
-      <w:r>
-        <w:rPr>
-          <w:color w:val="0070C0"/>
-        </w:rPr>
-        <w:t xml:space="preserve">0.50 </w:t>
-      </w:r>
-      <w:r>
-        <w:rPr>
-          <w:color w:val="0070C0"/>
-        </w:rPr>
-        <w:t>和</w:t>
-      </w:r>
-      <w:r>
-        <w:rPr>
-          <w:color w:val="0070C0"/>
-        </w:rPr>
-        <w:t xml:space="preserve"> 0.75 </w:t>
-      </w:r>
-      <w:proofErr w:type="gramStart"/>
-      <w:r>
-        <w:rPr>
-          <w:color w:val="0070C0"/>
-        </w:rPr>
-        <w:t>个</w:t>
-      </w:r>
-      <w:proofErr w:type="gramEnd"/>
-      <w:r>
-        <w:rPr>
-          <w:color w:val="0070C0"/>
-        </w:rPr>
-        <w:t>标准差三类冲击情景，比较所有省份</w:t>
-      </w:r>
-      <w:r>
-        <w:rPr>
-          <w:color w:val="0070C0"/>
-        </w:rPr>
-        <w:t xml:space="preserve"> EE </w:t>
-      </w:r>
-      <w:r>
-        <w:rPr>
-          <w:color w:val="0070C0"/>
-        </w:rPr>
-        <w:t>预测值的变化幅度，据此识别目标省份内部效应、邻近省份传导效应与全国扩散效应。现有表格展示</w:t>
-      </w:r>
-      <w:r>
-        <w:rPr>
-          <w:color w:val="0070C0"/>
-        </w:rPr>
-        <w:t xml:space="preserve"> +0.50 </w:t>
-      </w:r>
-      <w:proofErr w:type="gramStart"/>
-      <w:r>
-        <w:rPr>
-          <w:color w:val="0070C0"/>
-        </w:rPr>
-        <w:t>个</w:t>
-      </w:r>
-      <w:proofErr w:type="gramEnd"/>
-      <w:r>
-        <w:rPr>
-          <w:color w:val="0070C0"/>
-        </w:rPr>
-        <w:t>标准差情景下的核心结果，其余两类冲击可按同一框架扩展生成。</w:t>
+        <w:t>因此，在实证分析中，可将固定权重敏感性检验与可学习权重设定结合使用：前者用于考察不同理论权重方案下结果是否稳健，后者用于补充说明在模型自由学习条件下最优权重的实际分配结构。两者相互印证，有助于提高综合空间图构造的可信度与可解释性。</w:t>
+      </w:r>
+    </w:p>
+    <w:p>
+      <w:pPr>
+        <w:rPr>
+          <w:highlight w:val="yellow"/>
+        </w:rPr>
+      </w:pPr>
+      <w:r>
+        <w:t>为了评估数字经济（DE）对能源效率（EE）的空间溢出效应，本文基于重新训练后的 STGNN 模型开展反事实模拟分析。与前文空间图构造保持一致，本节首先将 1.xlsx、2.xlsx 和 3.xlsx 三类空间矩阵按 1/3 等权方式综合，作为 STGNN 的模型输入图；随后以江苏省和广东省为目标省份，在保持其他省份和其他解释变量不变的条件下，分别将目标省份 DE 提高 0.25、0.50 和 0.75 个标准差，并比较反事实预测值与基准预测值之间的 EE 差异。省份类型识别仍依据地理邻接关系进行标记，以区分目标省份、邻近省份和其他省份。</w:t>
       </w:r>
     </w:p>
     <w:p>
@@ -9792,30 +9398,7 @@
         </w:numPr>
       </w:pPr>
       <w:r>
-        <w:rPr>
-          <w:color w:val="0070C0"/>
-        </w:rPr>
-        <w:t>江苏省表格（</w:t>
-      </w:r>
-      <w:r>
-        <w:rPr>
-          <w:color w:val="0070C0"/>
-        </w:rPr>
-        <w:t xml:space="preserve">+0.50 </w:t>
-      </w:r>
-      <w:proofErr w:type="gramStart"/>
-      <w:r>
-        <w:rPr>
-          <w:color w:val="0070C0"/>
-        </w:rPr>
-        <w:t>个</w:t>
-      </w:r>
-      <w:proofErr w:type="gramEnd"/>
-      <w:r>
-        <w:rPr>
-          <w:color w:val="0070C0"/>
-        </w:rPr>
-        <w:t>标准差情景）：</w:t>
+        <w:t>表 7 汇总了江苏省和广东省在三类冲击情景下基于重新训练 STGNN 得到的新反事实结果。可以看到，随着 DE 冲击强度从 0.25 个标准差提高至 0.75 个标准差，目标省份自身 EE 提升幅度同步扩大；同时，邻近省份的平均 EE 变化也随之增加，说明目标省份数字经济提升不仅具有直接效应，也存在一定空间溢出效应。</w:t>
       </w:r>
     </w:p>
     <w:p>
@@ -9825,159 +9408,1349 @@
         </w:rPr>
       </w:pPr>
       <w:r>
-        <w:t>为了评估数字经济（</w:t>
-      </w:r>
-      <w:r>
-        <w:t>DE</w:t>
-      </w:r>
-      <w:r>
-        <w:t>）对能源效率（</w:t>
-      </w:r>
-      <w:r>
+        <w:rPr>
+          <w:color w:val="0070C0"/>
+        </w:rPr>
+        <w:t>从目标省份看，江苏省在</w:t>
+      </w:r>
+      <w:r>
+        <w:rPr>
+          <w:color w:val="0070C0"/>
+        </w:rPr>
+        <w:t xml:space="preserve"> +0.25</w:t>
+      </w:r>
+      <w:r>
+        <w:rPr>
+          <w:color w:val="0070C0"/>
+        </w:rPr>
+        <w:t>、</w:t>
+      </w:r>
+      <w:r>
+        <w:rPr>
+          <w:color w:val="0070C0"/>
+        </w:rPr>
+        <w:t xml:space="preserve">+0.50 </w:t>
+      </w:r>
+      <w:r>
+        <w:rPr>
+          <w:color w:val="0070C0"/>
+        </w:rPr>
+        <w:t>和</w:t>
+      </w:r>
+      <w:r>
+        <w:rPr>
+          <w:color w:val="0070C0"/>
+        </w:rPr>
+        <w:t xml:space="preserve"> +0.75 </w:t>
+      </w:r>
+      <w:r>
+        <w:rPr>
+          <w:color w:val="0070C0"/>
+        </w:rPr>
+        <w:t>个标准差情景下的</w:t>
+      </w:r>
+      <w:r>
+        <w:rPr>
+          <w:color w:val="0070C0"/>
+        </w:rPr>
+        <w:t xml:space="preserve"> EE </w:t>
+      </w:r>
+      <w:r>
+        <w:rPr>
+          <w:color w:val="0070C0"/>
+        </w:rPr>
+        <w:t>变化分别为</w:t>
+      </w:r>
+      <w:r>
+        <w:rPr>
+          <w:color w:val="0070C0"/>
+        </w:rPr>
+        <w:t xml:space="preserve"> 0.002936</w:t>
+      </w:r>
+      <w:r>
+        <w:rPr>
+          <w:color w:val="0070C0"/>
+        </w:rPr>
+        <w:t>、</w:t>
+      </w:r>
+      <w:r>
+        <w:rPr>
+          <w:color w:val="0070C0"/>
+        </w:rPr>
+        <w:t xml:space="preserve">0.005478 </w:t>
+      </w:r>
+      <w:r>
+        <w:rPr>
+          <w:color w:val="0070C0"/>
+        </w:rPr>
+        <w:t>和</w:t>
+      </w:r>
+      <w:r>
+        <w:rPr>
+          <w:color w:val="0070C0"/>
+        </w:rPr>
+        <w:t xml:space="preserve"> 0.007525</w:t>
+      </w:r>
+      <w:r>
+        <w:rPr>
+          <w:color w:val="0070C0"/>
+        </w:rPr>
+        <w:t>；广东省对应变化分别为</w:t>
+      </w:r>
+      <w:r>
+        <w:rPr>
+          <w:color w:val="0070C0"/>
+        </w:rPr>
+        <w:t xml:space="preserve"> 0.002841</w:t>
+      </w:r>
+      <w:r>
+        <w:rPr>
+          <w:color w:val="0070C0"/>
+        </w:rPr>
+        <w:t>、</w:t>
+      </w:r>
+      <w:r>
+        <w:rPr>
+          <w:color w:val="0070C0"/>
+        </w:rPr>
+        <w:t xml:space="preserve">0.005426 </w:t>
+      </w:r>
+      <w:r>
+        <w:rPr>
+          <w:color w:val="0070C0"/>
+        </w:rPr>
+        <w:t>和</w:t>
+      </w:r>
+      <w:r>
+        <w:rPr>
+          <w:color w:val="0070C0"/>
+        </w:rPr>
+        <w:t xml:space="preserve"> 0.007654</w:t>
+      </w:r>
+      <w:r>
+        <w:rPr>
+          <w:color w:val="0070C0"/>
+        </w:rPr>
+        <w:t>。广东省的邻近省份平均变化和溢出比率整体高于江苏省，说明广东省数字经济提升对周边地区的空间带动效应更强。</w:t>
+      </w:r>
+    </w:p>
+    <w:p>
+      <w:r>
+        <w:rPr>
+          <w:color w:val="0070C0"/>
+        </w:rPr>
+        <w:t>表</w:t>
+      </w:r>
+      <w:r>
+        <w:rPr>
+          <w:color w:val="0070C0"/>
+        </w:rPr>
+        <w:t xml:space="preserve"> 7  </w:t>
+      </w:r>
+      <w:r>
+        <w:rPr>
+          <w:color w:val="0070C0"/>
+        </w:rPr>
+        <w:t>江苏省、广东省数字经济冲击的反事实模拟结果</w:t>
+      </w:r>
+    </w:p>
+    <w:tbl>
+      <w:tblPr>
+        <w:tblW w:w="0" w:type="auto"/>
+        <w:tblLook w:val="04A0" w:firstRow="1" w:lastRow="0" w:firstColumn="1" w:lastColumn="0" w:noHBand="0" w:noVBand="1"/>
+      </w:tblPr>
+      <w:tblGrid>
+        <w:gridCol w:w="965"/>
+        <w:gridCol w:w="1170"/>
+        <w:gridCol w:w="1129"/>
+        <w:gridCol w:w="1018"/>
+        <w:gridCol w:w="964"/>
+        <w:gridCol w:w="1129"/>
+        <w:gridCol w:w="1129"/>
+        <w:gridCol w:w="1018"/>
+      </w:tblGrid>
+      <w:tr>
+        <w:tc>
+          <w:tcPr>
+            <w:tcW w:w="1020" w:type="dxa"/>
+          </w:tcPr>
+          <w:p>
+            <w:pPr>
+              <w:ind w:firstLineChars="0" w:firstLine="0"/>
+            </w:pPr>
+            <w:r>
+              <w:rPr>
+                <w:color w:val="0070C0"/>
+              </w:rPr>
+              <w:t>目标省份</w:t>
+            </w:r>
+          </w:p>
+        </w:tc>
+        <w:tc>
+          <w:tcPr>
+            <w:tcW w:w="1215" w:type="dxa"/>
+          </w:tcPr>
+          <w:p>
+            <w:pPr>
+              <w:ind w:firstLineChars="0" w:firstLine="0"/>
+            </w:pPr>
+            <w:r>
+              <w:rPr>
+                <w:color w:val="0070C0"/>
+              </w:rPr>
+              <w:t>DE</w:t>
+            </w:r>
+            <w:r>
+              <w:rPr>
+                <w:color w:val="0070C0"/>
+              </w:rPr>
+              <w:t>冲击</w:t>
+            </w:r>
+          </w:p>
+        </w:tc>
+        <w:tc>
+          <w:tcPr>
+            <w:tcW w:w="943" w:type="dxa"/>
+          </w:tcPr>
+          <w:p>
+            <w:pPr>
+              <w:ind w:firstLineChars="0" w:firstLine="0"/>
+            </w:pPr>
+            <w:r>
+              <w:rPr>
+                <w:color w:val="0070C0"/>
+              </w:rPr>
+              <w:t>目标省份</w:t>
+            </w:r>
+            <w:r>
+              <w:rPr>
+                <w:color w:val="0070C0"/>
+              </w:rPr>
+              <w:t>EE</w:t>
+            </w:r>
+            <w:r>
+              <w:rPr>
+                <w:color w:val="0070C0"/>
+              </w:rPr>
+              <w:t>变化</w:t>
+            </w:r>
+          </w:p>
+        </w:tc>
+        <w:tc>
+          <w:tcPr>
+            <w:tcW w:w="1033" w:type="dxa"/>
+          </w:tcPr>
+          <w:p>
+            <w:pPr>
+              <w:ind w:firstLineChars="0" w:firstLine="0"/>
+            </w:pPr>
+            <w:r>
+              <w:rPr>
+                <w:color w:val="0070C0"/>
+              </w:rPr>
+              <w:t>目标省份相对变化</w:t>
+            </w:r>
+            <w:r>
+              <w:rPr>
+                <w:color w:val="0070C0"/>
+              </w:rPr>
+              <w:t>(%)</w:t>
+            </w:r>
+          </w:p>
+        </w:tc>
+        <w:tc>
+          <w:tcPr>
+            <w:tcW w:w="1020" w:type="dxa"/>
+          </w:tcPr>
+          <w:p>
+            <w:pPr>
+              <w:ind w:firstLineChars="0" w:firstLine="0"/>
+            </w:pPr>
+            <w:r>
+              <w:rPr>
+                <w:color w:val="0070C0"/>
+              </w:rPr>
+              <w:t>邻近省份数</w:t>
+            </w:r>
+          </w:p>
+        </w:tc>
+        <w:tc>
+          <w:tcPr>
+            <w:tcW w:w="1129" w:type="dxa"/>
+          </w:tcPr>
+          <w:p>
+            <w:pPr>
+              <w:ind w:firstLineChars="0" w:firstLine="0"/>
+            </w:pPr>
+            <w:r>
+              <w:rPr>
+                <w:color w:val="0070C0"/>
+              </w:rPr>
+              <w:t>邻近省份平均变化</w:t>
+            </w:r>
+          </w:p>
+        </w:tc>
+        <w:tc>
+          <w:tcPr>
+            <w:tcW w:w="1129" w:type="dxa"/>
+          </w:tcPr>
+          <w:p>
+            <w:pPr>
+              <w:ind w:firstLineChars="0" w:firstLine="0"/>
+            </w:pPr>
+            <w:r>
+              <w:rPr>
+                <w:color w:val="0070C0"/>
+              </w:rPr>
+              <w:t>最大邻近变化</w:t>
+            </w:r>
+          </w:p>
+        </w:tc>
+        <w:tc>
+          <w:tcPr>
+            <w:tcW w:w="1033" w:type="dxa"/>
+          </w:tcPr>
+          <w:p>
+            <w:pPr>
+              <w:ind w:firstLineChars="0" w:firstLine="0"/>
+            </w:pPr>
+            <w:r>
+              <w:rPr>
+                <w:color w:val="0070C0"/>
+              </w:rPr>
+              <w:t>溢出比率</w:t>
+            </w:r>
+          </w:p>
+        </w:tc>
+      </w:tr>
+      <w:tr>
+        <w:tc>
+          <w:tcPr>
+            <w:tcW w:w="1020" w:type="dxa"/>
+          </w:tcPr>
+          <w:p>
+            <w:pPr>
+              <w:ind w:firstLineChars="0" w:firstLine="0"/>
+            </w:pPr>
+            <w:r>
+              <w:rPr>
+                <w:color w:val="0070C0"/>
+              </w:rPr>
+              <w:t>江苏</w:t>
+            </w:r>
+          </w:p>
+        </w:tc>
+        <w:tc>
+          <w:tcPr>
+            <w:tcW w:w="1215" w:type="dxa"/>
+          </w:tcPr>
+          <w:p>
+            <w:pPr>
+              <w:ind w:firstLineChars="0" w:firstLine="0"/>
+            </w:pPr>
+            <w:r>
+              <w:rPr>
+                <w:color w:val="0070C0"/>
+              </w:rPr>
+              <w:t>+0.25 SD</w:t>
+            </w:r>
+          </w:p>
+        </w:tc>
+        <w:tc>
+          <w:tcPr>
+            <w:tcW w:w="943" w:type="dxa"/>
+          </w:tcPr>
+          <w:p>
+            <w:pPr>
+              <w:ind w:firstLineChars="0" w:firstLine="0"/>
+            </w:pPr>
+            <w:r>
+              <w:rPr>
+                <w:color w:val="0070C0"/>
+              </w:rPr>
+              <w:t>0.002936</w:t>
+            </w:r>
+          </w:p>
+        </w:tc>
+        <w:tc>
+          <w:tcPr>
+            <w:tcW w:w="1033" w:type="dxa"/>
+          </w:tcPr>
+          <w:p>
+            <w:pPr>
+              <w:ind w:firstLineChars="0" w:firstLine="0"/>
+            </w:pPr>
+            <w:r>
+              <w:rPr>
+                <w:color w:val="0070C0"/>
+              </w:rPr>
+              <w:t>0.2677</w:t>
+            </w:r>
+          </w:p>
+        </w:tc>
+        <w:tc>
+          <w:tcPr>
+            <w:tcW w:w="1020" w:type="dxa"/>
+          </w:tcPr>
+          <w:p>
+            <w:pPr>
+              <w:ind w:firstLineChars="0" w:firstLine="0"/>
+            </w:pPr>
+            <w:r>
+              <w:rPr>
+                <w:color w:val="0070C0"/>
+              </w:rPr>
+              <w:t>4</w:t>
+            </w:r>
+          </w:p>
+        </w:tc>
+        <w:tc>
+          <w:tcPr>
+            <w:tcW w:w="1129" w:type="dxa"/>
+          </w:tcPr>
+          <w:p>
+            <w:pPr>
+              <w:ind w:firstLineChars="0" w:firstLine="0"/>
+            </w:pPr>
+            <w:r>
+              <w:rPr>
+                <w:color w:val="0070C0"/>
+              </w:rPr>
+              <w:t>0.000240</w:t>
+            </w:r>
+          </w:p>
+        </w:tc>
+        <w:tc>
+          <w:tcPr>
+            <w:tcW w:w="1129" w:type="dxa"/>
+          </w:tcPr>
+          <w:p>
+            <w:pPr>
+              <w:ind w:firstLineChars="0" w:firstLine="0"/>
+            </w:pPr>
+            <w:r>
+              <w:rPr>
+                <w:color w:val="0070C0"/>
+              </w:rPr>
+              <w:t>0.000444</w:t>
+            </w:r>
+          </w:p>
+        </w:tc>
+        <w:tc>
+          <w:tcPr>
+            <w:tcW w:w="1033" w:type="dxa"/>
+          </w:tcPr>
+          <w:p>
+            <w:pPr>
+              <w:ind w:firstLineChars="0" w:firstLine="0"/>
+            </w:pPr>
+            <w:r>
+              <w:rPr>
+                <w:color w:val="0070C0"/>
+              </w:rPr>
+              <w:t>0.0818</w:t>
+            </w:r>
+          </w:p>
+        </w:tc>
+      </w:tr>
+      <w:tr>
+        <w:tc>
+          <w:tcPr>
+            <w:tcW w:w="1020" w:type="dxa"/>
+          </w:tcPr>
+          <w:p>
+            <w:pPr>
+              <w:ind w:firstLineChars="0" w:firstLine="0"/>
+            </w:pPr>
+            <w:r>
+              <w:rPr>
+                <w:color w:val="0070C0"/>
+              </w:rPr>
+              <w:t>江苏</w:t>
+            </w:r>
+          </w:p>
+        </w:tc>
+        <w:tc>
+          <w:tcPr>
+            <w:tcW w:w="1215" w:type="dxa"/>
+          </w:tcPr>
+          <w:p>
+            <w:pPr>
+              <w:ind w:firstLineChars="0" w:firstLine="0"/>
+            </w:pPr>
+            <w:r>
+              <w:rPr>
+                <w:color w:val="0070C0"/>
+              </w:rPr>
+              <w:t>+0.50 SD</w:t>
+            </w:r>
+          </w:p>
+        </w:tc>
+        <w:tc>
+          <w:tcPr>
+            <w:tcW w:w="943" w:type="dxa"/>
+          </w:tcPr>
+          <w:p>
+            <w:pPr>
+              <w:ind w:firstLineChars="0" w:firstLine="0"/>
+            </w:pPr>
+            <w:r>
+              <w:rPr>
+                <w:color w:val="0070C0"/>
+              </w:rPr>
+              <w:t>0.005478</w:t>
+            </w:r>
+          </w:p>
+        </w:tc>
+        <w:tc>
+          <w:tcPr>
+            <w:tcW w:w="1033" w:type="dxa"/>
+          </w:tcPr>
+          <w:p>
+            <w:pPr>
+              <w:ind w:firstLineChars="0" w:firstLine="0"/>
+            </w:pPr>
+            <w:r>
+              <w:rPr>
+                <w:color w:val="0070C0"/>
+              </w:rPr>
+              <w:t>0.4995</w:t>
+            </w:r>
+          </w:p>
+        </w:tc>
+        <w:tc>
+          <w:tcPr>
+            <w:tcW w:w="1020" w:type="dxa"/>
+          </w:tcPr>
+          <w:p>
+            <w:pPr>
+              <w:ind w:firstLineChars="0" w:firstLine="0"/>
+            </w:pPr>
+            <w:r>
+              <w:rPr>
+                <w:color w:val="0070C0"/>
+              </w:rPr>
+              <w:t>4</w:t>
+            </w:r>
+          </w:p>
+        </w:tc>
+        <w:tc>
+          <w:tcPr>
+            <w:tcW w:w="1129" w:type="dxa"/>
+          </w:tcPr>
+          <w:p>
+            <w:pPr>
+              <w:ind w:firstLineChars="0" w:firstLine="0"/>
+            </w:pPr>
+            <w:r>
+              <w:rPr>
+                <w:color w:val="0070C0"/>
+              </w:rPr>
+              <w:t>0.000470</w:t>
+            </w:r>
+          </w:p>
+        </w:tc>
+        <w:tc>
+          <w:tcPr>
+            <w:tcW w:w="1129" w:type="dxa"/>
+          </w:tcPr>
+          <w:p>
+            <w:pPr>
+              <w:ind w:firstLineChars="0" w:firstLine="0"/>
+            </w:pPr>
+            <w:r>
+              <w:rPr>
+                <w:color w:val="0070C0"/>
+              </w:rPr>
+              <w:t>0.000850</w:t>
+            </w:r>
+          </w:p>
+        </w:tc>
+        <w:tc>
+          <w:tcPr>
+            <w:tcW w:w="1033" w:type="dxa"/>
+          </w:tcPr>
+          <w:p>
+            <w:pPr>
+              <w:ind w:firstLineChars="0" w:firstLine="0"/>
+            </w:pPr>
+            <w:r>
+              <w:rPr>
+                <w:color w:val="0070C0"/>
+              </w:rPr>
+              <w:t>0.0857</w:t>
+            </w:r>
+          </w:p>
+        </w:tc>
+      </w:tr>
+      <w:tr>
+        <w:tc>
+          <w:tcPr>
+            <w:tcW w:w="1020" w:type="dxa"/>
+          </w:tcPr>
+          <w:p>
+            <w:pPr>
+              <w:ind w:firstLineChars="0" w:firstLine="0"/>
+            </w:pPr>
+            <w:r>
+              <w:rPr>
+                <w:color w:val="0070C0"/>
+              </w:rPr>
+              <w:t>江苏</w:t>
+            </w:r>
+          </w:p>
+        </w:tc>
+        <w:tc>
+          <w:tcPr>
+            <w:tcW w:w="1215" w:type="dxa"/>
+          </w:tcPr>
+          <w:p>
+            <w:pPr>
+              <w:ind w:firstLineChars="0" w:firstLine="0"/>
+            </w:pPr>
+            <w:r>
+              <w:rPr>
+                <w:color w:val="0070C0"/>
+              </w:rPr>
+              <w:t>+0.75 SD</w:t>
+            </w:r>
+          </w:p>
+        </w:tc>
+        <w:tc>
+          <w:tcPr>
+            <w:tcW w:w="943" w:type="dxa"/>
+          </w:tcPr>
+          <w:p>
+            <w:pPr>
+              <w:ind w:firstLineChars="0" w:firstLine="0"/>
+            </w:pPr>
+            <w:r>
+              <w:rPr>
+                <w:color w:val="0070C0"/>
+              </w:rPr>
+              <w:t>0.007525</w:t>
+            </w:r>
+          </w:p>
+        </w:tc>
+        <w:tc>
+          <w:tcPr>
+            <w:tcW w:w="1033" w:type="dxa"/>
+          </w:tcPr>
+          <w:p>
+            <w:pPr>
+              <w:ind w:firstLineChars="0" w:firstLine="0"/>
+            </w:pPr>
+            <w:r>
+              <w:rPr>
+                <w:color w:val="0070C0"/>
+              </w:rPr>
+              <w:t>0.6861</w:t>
+            </w:r>
+          </w:p>
+        </w:tc>
+        <w:tc>
+          <w:tcPr>
+            <w:tcW w:w="1020" w:type="dxa"/>
+          </w:tcPr>
+          <w:p>
+            <w:pPr>
+              <w:ind w:firstLineChars="0" w:firstLine="0"/>
+            </w:pPr>
+            <w:r>
+              <w:rPr>
+                <w:color w:val="0070C0"/>
+              </w:rPr>
+              <w:t>4</w:t>
+            </w:r>
+          </w:p>
+        </w:tc>
+        <w:tc>
+          <w:tcPr>
+            <w:tcW w:w="1129" w:type="dxa"/>
+          </w:tcPr>
+          <w:p>
+            <w:pPr>
+              <w:ind w:firstLineChars="0" w:firstLine="0"/>
+            </w:pPr>
+            <w:r>
+              <w:rPr>
+                <w:color w:val="0070C0"/>
+              </w:rPr>
+              <w:t>0.000701</w:t>
+            </w:r>
+          </w:p>
+        </w:tc>
+        <w:tc>
+          <w:tcPr>
+            <w:tcW w:w="1129" w:type="dxa"/>
+          </w:tcPr>
+          <w:p>
+            <w:pPr>
+              <w:ind w:firstLineChars="0" w:firstLine="0"/>
+            </w:pPr>
+            <w:r>
+              <w:rPr>
+                <w:color w:val="0070C0"/>
+              </w:rPr>
+              <w:t>0.001215</w:t>
+            </w:r>
+          </w:p>
+        </w:tc>
+        <w:tc>
+          <w:tcPr>
+            <w:tcW w:w="1033" w:type="dxa"/>
+          </w:tcPr>
+          <w:p>
+            <w:pPr>
+              <w:ind w:firstLineChars="0" w:firstLine="0"/>
+            </w:pPr>
+            <w:r>
+              <w:rPr>
+                <w:color w:val="0070C0"/>
+              </w:rPr>
+              <w:t>0.0932</w:t>
+            </w:r>
+          </w:p>
+        </w:tc>
+      </w:tr>
+      <w:tr>
+        <w:tc>
+          <w:tcPr>
+            <w:tcW w:w="1020" w:type="dxa"/>
+          </w:tcPr>
+          <w:p>
+            <w:pPr>
+              <w:ind w:firstLineChars="0" w:firstLine="0"/>
+            </w:pPr>
+            <w:r>
+              <w:rPr>
+                <w:color w:val="0070C0"/>
+              </w:rPr>
+              <w:lastRenderedPageBreak/>
+              <w:t>广东</w:t>
+            </w:r>
+          </w:p>
+        </w:tc>
+        <w:tc>
+          <w:tcPr>
+            <w:tcW w:w="1215" w:type="dxa"/>
+          </w:tcPr>
+          <w:p>
+            <w:pPr>
+              <w:ind w:firstLineChars="0" w:firstLine="0"/>
+            </w:pPr>
+            <w:r>
+              <w:rPr>
+                <w:color w:val="0070C0"/>
+              </w:rPr>
+              <w:t>+0.25 SD</w:t>
+            </w:r>
+          </w:p>
+        </w:tc>
+        <w:tc>
+          <w:tcPr>
+            <w:tcW w:w="943" w:type="dxa"/>
+          </w:tcPr>
+          <w:p>
+            <w:pPr>
+              <w:ind w:firstLineChars="0" w:firstLine="0"/>
+            </w:pPr>
+            <w:r>
+              <w:rPr>
+                <w:color w:val="0070C0"/>
+              </w:rPr>
+              <w:t>0.002841</w:t>
+            </w:r>
+          </w:p>
+        </w:tc>
+        <w:tc>
+          <w:tcPr>
+            <w:tcW w:w="1033" w:type="dxa"/>
+          </w:tcPr>
+          <w:p>
+            <w:pPr>
+              <w:ind w:firstLineChars="0" w:firstLine="0"/>
+            </w:pPr>
+            <w:r>
+              <w:rPr>
+                <w:color w:val="0070C0"/>
+              </w:rPr>
+              <w:t>0.2600</w:t>
+            </w:r>
+          </w:p>
+        </w:tc>
+        <w:tc>
+          <w:tcPr>
+            <w:tcW w:w="1020" w:type="dxa"/>
+          </w:tcPr>
+          <w:p>
+            <w:pPr>
+              <w:ind w:firstLineChars="0" w:firstLine="0"/>
+            </w:pPr>
+            <w:r>
+              <w:rPr>
+                <w:color w:val="0070C0"/>
+              </w:rPr>
+              <w:t>5</w:t>
+            </w:r>
+          </w:p>
+        </w:tc>
+        <w:tc>
+          <w:tcPr>
+            <w:tcW w:w="1129" w:type="dxa"/>
+          </w:tcPr>
+          <w:p>
+            <w:pPr>
+              <w:ind w:firstLineChars="0" w:firstLine="0"/>
+            </w:pPr>
+            <w:r>
+              <w:rPr>
+                <w:color w:val="0070C0"/>
+              </w:rPr>
+              <w:t>0.000713</w:t>
+            </w:r>
+          </w:p>
+        </w:tc>
+        <w:tc>
+          <w:tcPr>
+            <w:tcW w:w="1129" w:type="dxa"/>
+          </w:tcPr>
+          <w:p>
+            <w:pPr>
+              <w:ind w:firstLineChars="0" w:firstLine="0"/>
+            </w:pPr>
+            <w:r>
+              <w:rPr>
+                <w:color w:val="0070C0"/>
+              </w:rPr>
+              <w:t>0.001452</w:t>
+            </w:r>
+          </w:p>
+        </w:tc>
+        <w:tc>
+          <w:tcPr>
+            <w:tcW w:w="1033" w:type="dxa"/>
+          </w:tcPr>
+          <w:p>
+            <w:pPr>
+              <w:ind w:firstLineChars="0" w:firstLine="0"/>
+            </w:pPr>
+            <w:r>
+              <w:rPr>
+                <w:color w:val="0070C0"/>
+              </w:rPr>
+              <w:t>0.2511</w:t>
+            </w:r>
+          </w:p>
+        </w:tc>
+      </w:tr>
+      <w:tr>
+        <w:tc>
+          <w:tcPr>
+            <w:tcW w:w="1020" w:type="dxa"/>
+          </w:tcPr>
+          <w:p>
+            <w:pPr>
+              <w:ind w:firstLineChars="0" w:firstLine="0"/>
+            </w:pPr>
+            <w:r>
+              <w:rPr>
+                <w:color w:val="0070C0"/>
+              </w:rPr>
+              <w:t>广东</w:t>
+            </w:r>
+          </w:p>
+        </w:tc>
+        <w:tc>
+          <w:tcPr>
+            <w:tcW w:w="1215" w:type="dxa"/>
+          </w:tcPr>
+          <w:p>
+            <w:pPr>
+              <w:ind w:firstLineChars="0" w:firstLine="0"/>
+            </w:pPr>
+            <w:r>
+              <w:rPr>
+                <w:color w:val="0070C0"/>
+              </w:rPr>
+              <w:t>+0.50 SD</w:t>
+            </w:r>
+          </w:p>
+        </w:tc>
+        <w:tc>
+          <w:tcPr>
+            <w:tcW w:w="943" w:type="dxa"/>
+          </w:tcPr>
+          <w:p>
+            <w:pPr>
+              <w:ind w:firstLineChars="0" w:firstLine="0"/>
+            </w:pPr>
+            <w:r>
+              <w:rPr>
+                <w:color w:val="0070C0"/>
+              </w:rPr>
+              <w:t>0.005426</w:t>
+            </w:r>
+          </w:p>
+        </w:tc>
+        <w:tc>
+          <w:tcPr>
+            <w:tcW w:w="1033" w:type="dxa"/>
+          </w:tcPr>
+          <w:p>
+            <w:pPr>
+              <w:ind w:firstLineChars="0" w:firstLine="0"/>
+            </w:pPr>
+            <w:r>
+              <w:rPr>
+                <w:color w:val="0070C0"/>
+              </w:rPr>
+              <w:t>0.4967</w:t>
+            </w:r>
+          </w:p>
+        </w:tc>
+        <w:tc>
+          <w:tcPr>
+            <w:tcW w:w="1020" w:type="dxa"/>
+          </w:tcPr>
+          <w:p>
+            <w:pPr>
+              <w:ind w:firstLineChars="0" w:firstLine="0"/>
+            </w:pPr>
+            <w:r>
+              <w:rPr>
+                <w:color w:val="0070C0"/>
+              </w:rPr>
+              <w:t>5</w:t>
+            </w:r>
+          </w:p>
+        </w:tc>
+        <w:tc>
+          <w:tcPr>
+            <w:tcW w:w="1129" w:type="dxa"/>
+          </w:tcPr>
+          <w:p>
+            <w:pPr>
+              <w:ind w:firstLineChars="0" w:firstLine="0"/>
+            </w:pPr>
+            <w:r>
+              <w:rPr>
+                <w:color w:val="0070C0"/>
+              </w:rPr>
+              <w:t>0.001445</w:t>
+            </w:r>
+          </w:p>
+        </w:tc>
+        <w:tc>
+          <w:tcPr>
+            <w:tcW w:w="1129" w:type="dxa"/>
+          </w:tcPr>
+          <w:p>
+            <w:pPr>
+              <w:ind w:firstLineChars="0" w:firstLine="0"/>
+            </w:pPr>
+            <w:r>
+              <w:rPr>
+                <w:color w:val="0070C0"/>
+              </w:rPr>
+              <w:t>0.002861</w:t>
+            </w:r>
+          </w:p>
+        </w:tc>
+        <w:tc>
+          <w:tcPr>
+            <w:tcW w:w="1033" w:type="dxa"/>
+          </w:tcPr>
+          <w:p>
+            <w:pPr>
+              <w:ind w:firstLineChars="0" w:firstLine="0"/>
+            </w:pPr>
+            <w:r>
+              <w:rPr>
+                <w:color w:val="0070C0"/>
+              </w:rPr>
+              <w:t>0.2663</w:t>
+            </w:r>
+          </w:p>
+        </w:tc>
+      </w:tr>
+      <w:tr>
+        <w:tc>
+          <w:tcPr>
+            <w:tcW w:w="1020" w:type="dxa"/>
+          </w:tcPr>
+          <w:p>
+            <w:pPr>
+              <w:ind w:firstLineChars="0" w:firstLine="0"/>
+            </w:pPr>
+            <w:r>
+              <w:rPr>
+                <w:color w:val="0070C0"/>
+              </w:rPr>
+              <w:t>广东</w:t>
+            </w:r>
+          </w:p>
+        </w:tc>
+        <w:tc>
+          <w:tcPr>
+            <w:tcW w:w="1215" w:type="dxa"/>
+          </w:tcPr>
+          <w:p>
+            <w:pPr>
+              <w:ind w:firstLineChars="0" w:firstLine="0"/>
+            </w:pPr>
+            <w:r>
+              <w:rPr>
+                <w:color w:val="0070C0"/>
+              </w:rPr>
+              <w:t>+0.75 SD</w:t>
+            </w:r>
+          </w:p>
+        </w:tc>
+        <w:tc>
+          <w:tcPr>
+            <w:tcW w:w="943" w:type="dxa"/>
+          </w:tcPr>
+          <w:p>
+            <w:pPr>
+              <w:ind w:firstLineChars="0" w:firstLine="0"/>
+            </w:pPr>
+            <w:r>
+              <w:rPr>
+                <w:color w:val="0070C0"/>
+              </w:rPr>
+              <w:t>0.007654</w:t>
+            </w:r>
+          </w:p>
+        </w:tc>
+        <w:tc>
+          <w:tcPr>
+            <w:tcW w:w="1033" w:type="dxa"/>
+          </w:tcPr>
+          <w:p>
+            <w:pPr>
+              <w:ind w:firstLineChars="0" w:firstLine="0"/>
+            </w:pPr>
+            <w:r>
+              <w:rPr>
+                <w:color w:val="0070C0"/>
+              </w:rPr>
+              <w:t>0.7005</w:t>
+            </w:r>
+          </w:p>
+        </w:tc>
+        <w:tc>
+          <w:tcPr>
+            <w:tcW w:w="1020" w:type="dxa"/>
+          </w:tcPr>
+          <w:p>
+            <w:pPr>
+              <w:ind w:firstLineChars="0" w:firstLine="0"/>
+            </w:pPr>
+            <w:r>
+              <w:rPr>
+                <w:color w:val="0070C0"/>
+              </w:rPr>
+              <w:t>5</w:t>
+            </w:r>
+          </w:p>
+        </w:tc>
+        <w:tc>
+          <w:tcPr>
+            <w:tcW w:w="1129" w:type="dxa"/>
+          </w:tcPr>
+          <w:p>
+            <w:pPr>
+              <w:ind w:firstLineChars="0" w:firstLine="0"/>
+            </w:pPr>
+            <w:r>
+              <w:rPr>
+                <w:color w:val="0070C0"/>
+              </w:rPr>
+              <w:t>0.002188</w:t>
+            </w:r>
+          </w:p>
+        </w:tc>
+        <w:tc>
+          <w:tcPr>
+            <w:tcW w:w="1129" w:type="dxa"/>
+          </w:tcPr>
+          <w:p>
+            <w:pPr>
+              <w:ind w:firstLineChars="0" w:firstLine="0"/>
+            </w:pPr>
+            <w:r>
+              <w:rPr>
+                <w:color w:val="0070C0"/>
+              </w:rPr>
+              <w:t>0.004169</w:t>
+            </w:r>
+          </w:p>
+        </w:tc>
+        <w:tc>
+          <w:tcPr>
+            <w:tcW w:w="1033" w:type="dxa"/>
+          </w:tcPr>
+          <w:p>
+            <w:pPr>
+              <w:ind w:firstLineChars="0" w:firstLine="0"/>
+            </w:pPr>
+            <w:r>
+              <w:rPr>
+                <w:color w:val="0070C0"/>
+              </w:rPr>
+              <w:t>0.2859</w:t>
+            </w:r>
+          </w:p>
+        </w:tc>
+      </w:tr>
+    </w:tbl>
+    <w:p>
+      <w:r>
+        <w:rPr>
+          <w:color w:val="0070C0"/>
+        </w:rPr>
+        <w:t>注：表</w:t>
+      </w:r>
+      <w:r>
+        <w:rPr>
+          <w:color w:val="0070C0"/>
+        </w:rPr>
+        <w:t xml:space="preserve"> 7 </w:t>
+      </w:r>
+      <w:r>
+        <w:rPr>
+          <w:color w:val="0070C0"/>
+        </w:rPr>
+        <w:t>中</w:t>
+      </w:r>
+      <w:r>
+        <w:rPr>
+          <w:color w:val="0070C0"/>
+        </w:rPr>
+        <w:t>“DE</w:t>
+      </w:r>
+      <w:r>
+        <w:rPr>
+          <w:color w:val="0070C0"/>
+        </w:rPr>
+        <w:t>冲击</w:t>
+      </w:r>
+      <w:r>
+        <w:rPr>
+          <w:color w:val="0070C0"/>
+        </w:rPr>
+        <w:t>”</w:t>
+      </w:r>
+      <w:r>
+        <w:rPr>
+          <w:color w:val="0070C0"/>
+        </w:rPr>
+        <w:t>表示目标省份数字经济变量在标准化尺度上提高对应标准差；</w:t>
+      </w:r>
+      <w:r>
+        <w:rPr>
+          <w:color w:val="0070C0"/>
+        </w:rPr>
         <w:t>EE</w:t>
       </w:r>
       <w:r>
-        <w:t>）的空间溢出效应，本节基于训练完成的时空图神经网络（</w:t>
-      </w:r>
-      <w:r>
-        <w:t>STGNN</w:t>
-      </w:r>
-      <w:r>
-        <w:t>）模型，以江苏省</w:t>
-      </w:r>
-      <w:r>
-        <w:rPr>
-          <w:rFonts w:hint="eastAsia"/>
-        </w:rPr>
-        <w:t>、广东省</w:t>
-      </w:r>
-      <w:r>
-        <w:t>为目标省份开展</w:t>
-      </w:r>
-      <w:proofErr w:type="gramStart"/>
-      <w:r>
-        <w:t>反事实</w:t>
-      </w:r>
-      <w:proofErr w:type="gramEnd"/>
-      <w:r>
-        <w:t>模拟分析。</w:t>
-      </w:r>
-      <w:r>
-        <w:rPr>
-          <w:rFonts w:hint="eastAsia"/>
-        </w:rPr>
-        <w:t>保持其他特征不变，</w:t>
-      </w:r>
-      <w:r>
-        <w:t>将江苏省</w:t>
-      </w:r>
-      <w:r>
-        <w:rPr>
-          <w:rFonts w:hint="eastAsia"/>
-        </w:rPr>
-        <w:t>、广东省</w:t>
-      </w:r>
-      <w:r>
+        <w:rPr>
+          <w:color w:val="0070C0"/>
+        </w:rPr>
+        <w:t>变化为反事实预测值与基准预测值之差。模型输入空间矩阵采用</w:t>
+      </w:r>
+      <w:r>
+        <w:rPr>
+          <w:color w:val="0070C0"/>
+        </w:rPr>
+        <w:t xml:space="preserve"> 1.xlsx</w:t>
+      </w:r>
+      <w:r>
+        <w:rPr>
+          <w:color w:val="0070C0"/>
+        </w:rPr>
+        <w:t>、</w:t>
+      </w:r>
+      <w:r>
+        <w:rPr>
+          <w:color w:val="0070C0"/>
+        </w:rPr>
+        <w:t>2.xlsx</w:t>
+      </w:r>
+      <w:r>
+        <w:rPr>
+          <w:color w:val="0070C0"/>
+        </w:rPr>
+        <w:t>、</w:t>
+      </w:r>
+      <w:r>
+        <w:rPr>
+          <w:color w:val="0070C0"/>
+        </w:rPr>
+        <w:t xml:space="preserve">3.xlsx </w:t>
+      </w:r>
+      <w:r>
+        <w:rPr>
+          <w:color w:val="0070C0"/>
+        </w:rPr>
         <w:t>的</w:t>
       </w:r>
       <w:r>
-        <w:t>DE</w:t>
-      </w:r>
-      <w:r>
-        <w:t>水平提高</w:t>
-      </w:r>
-      <w:r>
-        <w:rPr>
-          <w:highlight w:val="yellow"/>
-        </w:rPr>
-        <w:t>0.5</w:t>
-      </w:r>
-      <w:r>
-        <w:rPr>
-          <w:highlight w:val="yellow"/>
-        </w:rPr>
-        <w:t>个</w:t>
-      </w:r>
-      <w:r>
-        <w:t>标准</w:t>
-      </w:r>
-      <w:r>
-        <w:rPr>
-          <w:rFonts w:hint="eastAsia"/>
-        </w:rPr>
-        <w:t>差，</w:t>
-      </w:r>
-      <w:r>
-        <w:t>预测所有省份的</w:t>
-      </w:r>
-      <w:r>
-        <w:t>EE</w:t>
-      </w:r>
-      <w:r>
-        <w:t>变化。</w:t>
-      </w:r>
-      <w:r>
-        <w:rPr>
-          <w:rFonts w:hint="eastAsia"/>
-          <w:highlight w:val="yellow"/>
-        </w:rPr>
-        <w:t>（下面是我根据我的模型做的结果，现在你给我新的那个模型提高</w:t>
-      </w:r>
-      <w:r>
-        <w:rPr>
-          <w:rFonts w:hint="eastAsia"/>
-          <w:highlight w:val="yellow"/>
-        </w:rPr>
-        <w:t>0.5</w:t>
-      </w:r>
-      <w:r>
-        <w:rPr>
-          <w:rFonts w:hint="eastAsia"/>
-          <w:highlight w:val="yellow"/>
-        </w:rPr>
-        <w:t>个标准差、</w:t>
-      </w:r>
-      <w:r>
-        <w:rPr>
-          <w:rFonts w:hint="eastAsia"/>
-          <w:highlight w:val="yellow"/>
-        </w:rPr>
-        <w:t>0.25</w:t>
-      </w:r>
-      <w:r>
-        <w:rPr>
-          <w:rFonts w:hint="eastAsia"/>
-          <w:highlight w:val="yellow"/>
-        </w:rPr>
-        <w:t>个标准差和</w:t>
-      </w:r>
-      <w:r>
-        <w:rPr>
-          <w:rFonts w:hint="eastAsia"/>
-          <w:highlight w:val="yellow"/>
-        </w:rPr>
-        <w:t>0.75</w:t>
-      </w:r>
-      <w:r>
-        <w:rPr>
-          <w:rFonts w:hint="eastAsia"/>
-          <w:highlight w:val="yellow"/>
-        </w:rPr>
-        <w:t>个标准差的图和表，那个邻居关系是依照</w:t>
-      </w:r>
-      <w:r>
-        <w:rPr>
-          <w:rFonts w:hint="eastAsia"/>
-          <w:highlight w:val="yellow"/>
-        </w:rPr>
-        <w:t>1.xlsx</w:t>
-      </w:r>
-      <w:r>
-        <w:rPr>
-          <w:rFonts w:hint="eastAsia"/>
-          <w:highlight w:val="yellow"/>
-        </w:rPr>
-        <w:t>做的，就是纯地理的）</w:t>
+        <w:rPr>
+          <w:color w:val="0070C0"/>
+        </w:rPr>
+        <w:t xml:space="preserve"> 1/3 </w:t>
+      </w:r>
+      <w:r>
+        <w:rPr>
+          <w:color w:val="0070C0"/>
+        </w:rPr>
+        <w:t>综合权重，邻近省份类型依据地理邻接关系识别。</w:t>
+      </w:r>
+    </w:p>
+    <w:p>
+      <w:pPr/>
+      <w:r>
+        <w:t>为便于展示基于重新训练 STGNN 得到的新反事实结果，本文进一步给出 +0.50 SD 情景下江苏省与广东省的省际 EE 变化排序图。图中橙色柱表示目标省份自身变化，绿色柱表示邻近省份变化，紫色柱表示其他样本中变化较为明显的省份。</w:t>
+      </w:r>
+    </w:p>
+    <w:p>
+      <w:pPr>
+        <w:jc w:val="center"/>
+      </w:pPr>
+      <w:r>
+        <w:drawing>
+          <wp:inline xmlns:a="http://schemas.openxmlformats.org/drawingml/2006/main" xmlns:pic="http://schemas.openxmlformats.org/drawingml/2006/picture">
+            <wp:extent cx="5669280" cy="3170745"/>
+            <wp:docPr id="10" name="Picture 10"/>
+            <wp:cNvGraphicFramePr>
+              <a:graphicFrameLocks noChangeAspect="1"/>
+            </wp:cNvGraphicFramePr>
+            <a:graphic>
+              <a:graphicData uri="http://schemas.openxmlformats.org/drawingml/2006/picture">
+                <pic:pic>
+                  <pic:nvPicPr>
+                    <pic:cNvPr id="0" name="counterfactual_江苏_plus_05sd_top10.png"/>
+                    <pic:cNvPicPr/>
+                  </pic:nvPicPr>
+                  <pic:blipFill>
+                    <a:blip r:embed="rId54"/>
+                    <a:stretch>
+                      <a:fillRect/>
+                    </a:stretch>
+                  </pic:blipFill>
+                  <pic:spPr>
+                    <a:xfrm>
+                      <a:off x="0" y="0"/>
+                      <a:ext cx="5669280" cy="3170745"/>
+                    </a:xfrm>
+                    <a:prstGeom prst="rect"/>
+                  </pic:spPr>
+                </pic:pic>
+              </a:graphicData>
+            </a:graphic>
+          </wp:inline>
+        </w:drawing>
+      </w:r>
+    </w:p>
+    <w:p>
+      <w:pPr>
+        <w:jc w:val="center"/>
+      </w:pPr>
+      <w:r>
+        <w:t>图 4  基于重新训练 STGNN 得到的新反事实结果：江苏省 +0.50 SD 冲击下的 EE 变化 Top 10</w:t>
+      </w:r>
+    </w:p>
+    <w:p>
+      <w:pPr>
+        <w:jc w:val="center"/>
+      </w:pPr>
+      <w:r>
+        <w:drawing>
+          <wp:inline xmlns:a="http://schemas.openxmlformats.org/drawingml/2006/main" xmlns:pic="http://schemas.openxmlformats.org/drawingml/2006/picture">
+            <wp:extent cx="5669280" cy="3170745"/>
+            <wp:docPr id="11" name="Picture 11"/>
+            <wp:cNvGraphicFramePr>
+              <a:graphicFrameLocks noChangeAspect="1"/>
+            </wp:cNvGraphicFramePr>
+            <a:graphic>
+              <a:graphicData uri="http://schemas.openxmlformats.org/drawingml/2006/picture">
+                <pic:pic>
+                  <pic:nvPicPr>
+                    <pic:cNvPr id="0" name="counterfactual_广东_plus_05sd_top10.png"/>
+                    <pic:cNvPicPr/>
+                  </pic:nvPicPr>
+                  <pic:blipFill>
+                    <a:blip r:embed="rId55"/>
+                    <a:stretch>
+                      <a:fillRect/>
+                    </a:stretch>
+                  </pic:blipFill>
+                  <pic:spPr>
+                    <a:xfrm>
+                      <a:off x="0" y="0"/>
+                      <a:ext cx="5669280" cy="3170745"/>
+                    </a:xfrm>
+                    <a:prstGeom prst="rect"/>
+                  </pic:spPr>
+                </pic:pic>
+              </a:graphicData>
+            </a:graphic>
+          </wp:inline>
+        </w:drawing>
+      </w:r>
+    </w:p>
+    <w:p>
+      <w:pPr>
+        <w:jc w:val="center"/>
+      </w:pPr>
+      <w:r>
+        <w:t>图 5  基于重新训练 STGNN 得到的新反事实结果：广东省 +0.50 SD 冲击下的 EE 变化 Top 10</w:t>
+      </w:r>
+    </w:p>
+    <w:p>
+      <w:r>
+        <w:rPr>
+          <w:color w:val="0070C0"/>
+        </w:rPr>
+        <w:t>进一步查看省际分布，在</w:t>
+      </w:r>
+      <w:r>
+        <w:rPr>
+          <w:color w:val="0070C0"/>
+        </w:rPr>
+        <w:t xml:space="preserve"> +0.75 SD </w:t>
+      </w:r>
+      <w:r>
+        <w:rPr>
+          <w:color w:val="0070C0"/>
+        </w:rPr>
+        <w:t>情景下，江苏省冲击下受影响较大的邻近省份主要为浙江、上海和安徽；广东省冲击下受影响较大的邻近省份主要为海南、广西、江西和湖南。完整省级排序结果已同步导出为</w:t>
+      </w:r>
+      <w:r>
+        <w:rPr>
+          <w:color w:val="0070C0"/>
+        </w:rPr>
+        <w:t xml:space="preserve"> CSV </w:t>
+      </w:r>
+      <w:r>
+        <w:rPr>
+          <w:color w:val="0070C0"/>
+        </w:rPr>
+        <w:t>表格，并生成对应</w:t>
+      </w:r>
+      <w:r>
+        <w:rPr>
+          <w:color w:val="0070C0"/>
+        </w:rPr>
+        <w:t xml:space="preserve"> Top 10 </w:t>
+      </w:r>
+      <w:r>
+        <w:rPr>
+          <w:color w:val="0070C0"/>
+        </w:rPr>
+        <w:t>图。</w:t>
       </w:r>
     </w:p>
     <w:p>
@@ -10059,7 +10832,6 @@
                 <w:b/>
               </w:rPr>
             </w:pPr>
-            <w:proofErr w:type="spellStart"/>
             <w:r>
               <w:rPr>
                 <w:rFonts w:hint="eastAsia"/>
@@ -10067,7 +10839,6 @@
               </w:rPr>
               <w:t>Province_Type</w:t>
             </w:r>
-            <w:proofErr w:type="spellEnd"/>
           </w:p>
         </w:tc>
         <w:tc>
@@ -10091,7 +10862,6 @@
                 <w:b/>
               </w:rPr>
             </w:pPr>
-            <w:proofErr w:type="spellStart"/>
             <w:r>
               <w:rPr>
                 <w:rFonts w:hint="eastAsia"/>
@@ -10099,7 +10869,6 @@
               </w:rPr>
               <w:t>EE_Change</w:t>
             </w:r>
-            <w:proofErr w:type="spellEnd"/>
           </w:p>
         </w:tc>
         <w:tc>
@@ -10123,7 +10892,6 @@
                 <w:b/>
               </w:rPr>
             </w:pPr>
-            <w:proofErr w:type="spellStart"/>
             <w:r>
               <w:rPr>
                 <w:rFonts w:hint="eastAsia"/>
@@ -10131,7 +10899,6 @@
               </w:rPr>
               <w:t>EE_Change_Std</w:t>
             </w:r>
-            <w:proofErr w:type="spellEnd"/>
           </w:p>
         </w:tc>
         <w:tc>
@@ -10155,7 +10922,6 @@
                 <w:b/>
               </w:rPr>
             </w:pPr>
-            <w:proofErr w:type="spellStart"/>
             <w:r>
               <w:rPr>
                 <w:rFonts w:hint="eastAsia"/>
@@ -10163,7 +10929,6 @@
               </w:rPr>
               <w:t>Relative_Change_Percent</w:t>
             </w:r>
-            <w:proofErr w:type="spellEnd"/>
           </w:p>
         </w:tc>
         <w:tc>
@@ -13321,7 +14086,6 @@
               <w:rPr>
                 <w:rFonts w:hint="eastAsia"/>
               </w:rPr>
-              <w:lastRenderedPageBreak/>
               <w:t>Liaoning</w:t>
             </w:r>
           </w:p>
@@ -15102,19 +15866,11 @@
         </w:rPr>
         <w:t xml:space="preserve">+0.50 </w:t>
       </w:r>
-      <w:proofErr w:type="gramStart"/>
-      <w:r>
-        <w:rPr>
-          <w:color w:val="0070C0"/>
-        </w:rPr>
-        <w:t>个</w:t>
-      </w:r>
-      <w:proofErr w:type="gramEnd"/>
-      <w:r>
-        <w:rPr>
-          <w:color w:val="0070C0"/>
-        </w:rPr>
-        <w:t>标准差情景）：</w:t>
+      <w:r>
+        <w:rPr>
+          <w:color w:val="0070C0"/>
+        </w:rPr>
+        <w:t>个标准差情景）：</w:t>
       </w:r>
     </w:p>
     <w:p/>
@@ -15195,7 +15951,6 @@
                 <w:szCs w:val="18"/>
               </w:rPr>
             </w:pPr>
-            <w:proofErr w:type="spellStart"/>
             <w:r>
               <w:rPr>
                 <w:rFonts w:ascii="Calibri" w:hAnsi="Calibri" w:cs="Calibri"/>
@@ -15203,7 +15958,6 @@
               </w:rPr>
               <w:t>Province_Type</w:t>
             </w:r>
-            <w:proofErr w:type="spellEnd"/>
           </w:p>
         </w:tc>
         <w:tc>
@@ -15227,7 +15981,6 @@
                 <w:szCs w:val="18"/>
               </w:rPr>
             </w:pPr>
-            <w:proofErr w:type="spellStart"/>
             <w:r>
               <w:rPr>
                 <w:rFonts w:ascii="Calibri" w:hAnsi="Calibri" w:cs="Calibri"/>
@@ -15235,7 +15988,6 @@
               </w:rPr>
               <w:t>EE_Change</w:t>
             </w:r>
-            <w:proofErr w:type="spellEnd"/>
           </w:p>
         </w:tc>
         <w:tc>
@@ -15259,7 +16011,6 @@
                 <w:szCs w:val="18"/>
               </w:rPr>
             </w:pPr>
-            <w:proofErr w:type="spellStart"/>
             <w:r>
               <w:rPr>
                 <w:rFonts w:ascii="Calibri" w:hAnsi="Calibri" w:cs="Calibri"/>
@@ -15267,7 +16018,6 @@
               </w:rPr>
               <w:t>EE_Change_Std</w:t>
             </w:r>
-            <w:proofErr w:type="spellEnd"/>
           </w:p>
         </w:tc>
         <w:tc>
@@ -15291,7 +16041,6 @@
                 <w:szCs w:val="18"/>
               </w:rPr>
             </w:pPr>
-            <w:proofErr w:type="spellStart"/>
             <w:r>
               <w:rPr>
                 <w:rFonts w:ascii="Calibri" w:hAnsi="Calibri" w:cs="Calibri"/>
@@ -15299,7 +16048,6 @@
               </w:rPr>
               <w:t>Relative_Change_Percent</w:t>
             </w:r>
-            <w:proofErr w:type="spellEnd"/>
           </w:p>
         </w:tc>
         <w:tc>
@@ -15364,6 +16112,7 @@
                 <w:rFonts w:ascii="Calibri" w:hAnsi="Calibri" w:cs="Calibri"/>
                 <w:szCs w:val="18"/>
               </w:rPr>
+              <w:lastRenderedPageBreak/>
               <w:t>Guangdong</w:t>
             </w:r>
           </w:p>
@@ -20833,7 +21582,7 @@
         </w:rPr>
         <w:lastRenderedPageBreak/>
         <w:drawing>
-          <wp:inline distT="0" distB="0" distL="114300" distR="114300" wp14:anchorId="2C1AB996" wp14:editId="184E8A15">
+          <wp:inline distT="0" distB="0" distL="114300" distR="114300" wp14:anchorId="7FF882A5" wp14:editId="7BB8F1D1">
             <wp:extent cx="4952365" cy="3850005"/>
             <wp:effectExtent l="0" t="0" r="635" b="5715"/>
             <wp:docPr id="8" name="图片 8" descr="IMG_20260119_110438"/>
@@ -21656,34 +22405,6 @@
     </w:p>
     <w:p>
       <w:pPr>
-        <w:rPr>
-          <w:color w:val="0070C0"/>
-        </w:rPr>
-      </w:pPr>
-    </w:p>
-    <w:p>
-      <w:pPr>
-        <w:rPr>
-          <w:color w:val="0070C0"/>
-        </w:rPr>
-      </w:pPr>
-    </w:p>
-    <w:p>
-      <w:pPr>
-        <w:rPr>
-          <w:color w:val="0070C0"/>
-        </w:rPr>
-      </w:pPr>
-    </w:p>
-    <w:p>
-      <w:pPr>
-        <w:rPr>
-          <w:color w:val="0070C0"/>
-        </w:rPr>
-      </w:pPr>
-    </w:p>
-    <w:p>
-      <w:pPr>
         <w:ind w:firstLine="400"/>
         <w:rPr>
           <w:sz w:val="20"/>
@@ -21766,8 +22487,8 @@
         <w:gridCol w:w="1326"/>
         <w:gridCol w:w="1241"/>
         <w:gridCol w:w="1413"/>
-        <w:gridCol w:w="1638"/>
-        <w:gridCol w:w="1107"/>
+        <w:gridCol w:w="1453"/>
+        <w:gridCol w:w="1292"/>
         <w:gridCol w:w="1262"/>
       </w:tblGrid>
       <w:tr>
@@ -21904,7 +22625,7 @@
         </w:tc>
         <w:tc>
           <w:tcPr>
-            <w:tcW w:w="1638" w:type="dxa"/>
+            <w:tcW w:w="1453" w:type="dxa"/>
           </w:tcPr>
           <w:p>
             <w:pPr>
@@ -21942,7 +22663,7 @@
         </w:tc>
         <w:tc>
           <w:tcPr>
-            <w:tcW w:w="1107" w:type="dxa"/>
+            <w:tcW w:w="1292" w:type="dxa"/>
           </w:tcPr>
           <w:p>
             <w:pPr>
@@ -22007,7 +22728,6 @@
                 <w:sz w:val="20"/>
                 <w:szCs w:val="20"/>
               </w:rPr>
-              <w:lastRenderedPageBreak/>
               <w:t>等权基准</w:t>
             </w:r>
           </w:p>
@@ -22074,35 +22794,103 @@
                 <w:sz w:val="20"/>
                 <w:szCs w:val="20"/>
               </w:rPr>
-              <w:t>0.0788 /0.0551</w:t>
-            </w:r>
-          </w:p>
-        </w:tc>
-        <w:tc>
-          <w:tcPr>
-            <w:tcW w:w="1638" w:type="dxa"/>
-          </w:tcPr>
-          <w:p>
-            <w:pPr>
-              <w:ind w:firstLineChars="0" w:firstLine="0"/>
-              <w:rPr>
+              <w:t>0.0788</w:t>
+            </w:r>
+            <w:r>
+              <w:rPr>
+                <w:rFonts w:hint="eastAsia"/>
+                <w:color w:val="0070C0"/>
                 <w:sz w:val="20"/>
                 <w:szCs w:val="20"/>
               </w:rPr>
-            </w:pPr>
+              <w:t xml:space="preserve"> </w:t>
+            </w:r>
             <w:r>
               <w:rPr>
                 <w:color w:val="0070C0"/>
                 <w:sz w:val="20"/>
                 <w:szCs w:val="20"/>
               </w:rPr>
-              <w:t>0.0855/0.0542</w:t>
-            </w:r>
-          </w:p>
-        </w:tc>
-        <w:tc>
-          <w:tcPr>
-            <w:tcW w:w="1107" w:type="dxa"/>
+              <w:t>/</w:t>
+            </w:r>
+            <w:r>
+              <w:rPr>
+                <w:rFonts w:hint="eastAsia"/>
+                <w:color w:val="0070C0"/>
+                <w:sz w:val="20"/>
+                <w:szCs w:val="20"/>
+              </w:rPr>
+              <w:t xml:space="preserve"> </w:t>
+            </w:r>
+            <w:r>
+              <w:rPr>
+                <w:color w:val="0070C0"/>
+                <w:sz w:val="20"/>
+                <w:szCs w:val="20"/>
+              </w:rPr>
+              <w:t>0.0551</w:t>
+            </w:r>
+          </w:p>
+        </w:tc>
+        <w:tc>
+          <w:tcPr>
+            <w:tcW w:w="1453" w:type="dxa"/>
+          </w:tcPr>
+          <w:p>
+            <w:pPr>
+              <w:ind w:firstLineChars="0" w:firstLine="0"/>
+              <w:rPr>
+                <w:sz w:val="20"/>
+                <w:szCs w:val="20"/>
+              </w:rPr>
+            </w:pPr>
+            <w:r>
+              <w:rPr>
+                <w:color w:val="0070C0"/>
+                <w:sz w:val="20"/>
+                <w:szCs w:val="20"/>
+              </w:rPr>
+              <w:t>0.0855</w:t>
+            </w:r>
+            <w:r>
+              <w:rPr>
+                <w:rFonts w:hint="eastAsia"/>
+                <w:color w:val="0070C0"/>
+                <w:sz w:val="20"/>
+                <w:szCs w:val="20"/>
+              </w:rPr>
+              <w:t xml:space="preserve"> </w:t>
+            </w:r>
+            <w:r>
+              <w:rPr>
+                <w:color w:val="0070C0"/>
+                <w:sz w:val="20"/>
+                <w:szCs w:val="20"/>
+              </w:rPr>
+              <w:t>/</w:t>
+            </w:r>
+            <w:r>
+              <w:rPr>
+                <w:rFonts w:hint="eastAsia"/>
+                <w:color w:val="0070C0"/>
+                <w:sz w:val="20"/>
+                <w:szCs w:val="20"/>
+              </w:rPr>
+              <w:t xml:space="preserve"> </w:t>
+            </w:r>
+            <w:r>
+              <w:rPr>
+                <w:color w:val="0070C0"/>
+                <w:sz w:val="20"/>
+                <w:szCs w:val="20"/>
+              </w:rPr>
+              <w:t>0.0542</w:t>
+            </w:r>
+          </w:p>
+        </w:tc>
+        <w:tc>
+          <w:tcPr>
+            <w:tcW w:w="1292" w:type="dxa"/>
           </w:tcPr>
           <w:p>
             <w:pPr>
@@ -22193,7 +22981,7 @@
           </w:tcPr>
           <w:p>
             <w:pPr>
-              <w:ind w:firstLine="400"/>
+              <w:ind w:firstLineChars="0" w:firstLine="0"/>
               <w:rPr>
                 <w:sz w:val="20"/>
                 <w:szCs w:val="20"/>
@@ -22215,7 +23003,7 @@
           </w:tcPr>
           <w:p>
             <w:pPr>
-              <w:ind w:firstLine="400"/>
+              <w:ind w:firstLineChars="0" w:firstLine="0"/>
               <w:rPr>
                 <w:sz w:val="20"/>
                 <w:szCs w:val="20"/>
@@ -22237,7 +23025,7 @@
           </w:tcPr>
           <w:p>
             <w:pPr>
-              <w:ind w:firstLine="400"/>
+              <w:ind w:firstLineChars="0" w:firstLine="0"/>
               <w:rPr>
                 <w:sz w:val="20"/>
                 <w:szCs w:val="20"/>
@@ -22255,11 +23043,11 @@
         </w:tc>
         <w:tc>
           <w:tcPr>
-            <w:tcW w:w="1638" w:type="dxa"/>
-          </w:tcPr>
-          <w:p>
-            <w:pPr>
-              <w:ind w:firstLine="400"/>
+            <w:tcW w:w="1453" w:type="dxa"/>
+          </w:tcPr>
+          <w:p>
+            <w:pPr>
+              <w:ind w:firstLineChars="0" w:firstLine="0"/>
               <w:rPr>
                 <w:sz w:val="20"/>
                 <w:szCs w:val="20"/>
@@ -22277,7 +23065,7 @@
         </w:tc>
         <w:tc>
           <w:tcPr>
-            <w:tcW w:w="1107" w:type="dxa"/>
+            <w:tcW w:w="1292" w:type="dxa"/>
           </w:tcPr>
           <w:p>
             <w:pPr>
@@ -22358,6 +23146,7 @@
                 <w:sz w:val="20"/>
                 <w:szCs w:val="20"/>
               </w:rPr>
+              <w:lastRenderedPageBreak/>
               <w:t>经济优先</w:t>
             </w:r>
           </w:p>
@@ -22368,7 +23157,7 @@
           </w:tcPr>
           <w:p>
             <w:pPr>
-              <w:ind w:firstLine="400"/>
+              <w:ind w:firstLineChars="0" w:firstLine="0"/>
               <w:rPr>
                 <w:sz w:val="20"/>
                 <w:szCs w:val="20"/>
@@ -22390,7 +23179,7 @@
           </w:tcPr>
           <w:p>
             <w:pPr>
-              <w:ind w:firstLine="400"/>
+              <w:ind w:firstLineChars="0" w:firstLine="0"/>
               <w:rPr>
                 <w:sz w:val="20"/>
                 <w:szCs w:val="20"/>
@@ -22412,7 +23201,7 @@
           </w:tcPr>
           <w:p>
             <w:pPr>
-              <w:ind w:firstLine="400"/>
+              <w:ind w:firstLineChars="0" w:firstLine="0"/>
               <w:rPr>
                 <w:sz w:val="20"/>
                 <w:szCs w:val="20"/>
@@ -22430,11 +23219,11 @@
         </w:tc>
         <w:tc>
           <w:tcPr>
-            <w:tcW w:w="1638" w:type="dxa"/>
-          </w:tcPr>
-          <w:p>
-            <w:pPr>
-              <w:ind w:firstLine="400"/>
+            <w:tcW w:w="1453" w:type="dxa"/>
+          </w:tcPr>
+          <w:p>
+            <w:pPr>
+              <w:ind w:firstLineChars="0" w:firstLine="0"/>
               <w:rPr>
                 <w:sz w:val="20"/>
                 <w:szCs w:val="20"/>
@@ -22452,7 +23241,7 @@
         </w:tc>
         <w:tc>
           <w:tcPr>
-            <w:tcW w:w="1107" w:type="dxa"/>
+            <w:tcW w:w="1292" w:type="dxa"/>
           </w:tcPr>
           <w:p>
             <w:pPr>
@@ -22543,7 +23332,7 @@
           </w:tcPr>
           <w:p>
             <w:pPr>
-              <w:ind w:firstLine="400"/>
+              <w:ind w:firstLineChars="0" w:firstLine="0"/>
               <w:rPr>
                 <w:sz w:val="20"/>
                 <w:szCs w:val="20"/>
@@ -22565,7 +23354,7 @@
           </w:tcPr>
           <w:p>
             <w:pPr>
-              <w:ind w:firstLine="400"/>
+              <w:ind w:firstLineChars="0" w:firstLine="0"/>
               <w:rPr>
                 <w:sz w:val="20"/>
                 <w:szCs w:val="20"/>
@@ -22587,7 +23376,7 @@
           </w:tcPr>
           <w:p>
             <w:pPr>
-              <w:ind w:firstLine="400"/>
+              <w:ind w:firstLineChars="0" w:firstLine="0"/>
               <w:rPr>
                 <w:sz w:val="20"/>
                 <w:szCs w:val="20"/>
@@ -22605,11 +23394,11 @@
         </w:tc>
         <w:tc>
           <w:tcPr>
-            <w:tcW w:w="1638" w:type="dxa"/>
-          </w:tcPr>
-          <w:p>
-            <w:pPr>
-              <w:ind w:firstLine="400"/>
+            <w:tcW w:w="1453" w:type="dxa"/>
+          </w:tcPr>
+          <w:p>
+            <w:pPr>
+              <w:ind w:firstLineChars="0" w:firstLine="0"/>
               <w:rPr>
                 <w:sz w:val="20"/>
                 <w:szCs w:val="20"/>
@@ -22627,7 +23416,7 @@
         </w:tc>
         <w:tc>
           <w:tcPr>
-            <w:tcW w:w="1107" w:type="dxa"/>
+            <w:tcW w:w="1292" w:type="dxa"/>
           </w:tcPr>
           <w:p>
             <w:pPr>
@@ -22736,19 +23525,11 @@
         </w:rPr>
         <w:t xml:space="preserve"> 5 </w:t>
       </w:r>
-      <w:proofErr w:type="gramStart"/>
-      <w:r>
-        <w:rPr>
-          <w:color w:val="0070C0"/>
-        </w:rPr>
-        <w:t>个</w:t>
-      </w:r>
-      <w:proofErr w:type="gramEnd"/>
-      <w:r>
-        <w:rPr>
-          <w:color w:val="0070C0"/>
-        </w:rPr>
-        <w:t>随机种子重复训练；每种方案选取验证集</w:t>
+      <w:r>
+        <w:rPr>
+          <w:color w:val="0070C0"/>
+        </w:rPr>
+        <w:t>个随机种子重复训练；每种方案选取验证集</w:t>
       </w:r>
       <w:r>
         <w:rPr>
